--- a/documents/практика with pages removed.docx
+++ b/documents/практика with pages removed.docx
@@ -952,7 +952,11 @@
     <w:sdt>
       <w:sdtPr>
         <w:rPr>
-          <w:color w:val="000000" w:themeColor="text1"/>
+          <w:rFonts w:ascii="Times New Roman" w:eastAsia="Times New Roman" w:hAnsi="Times New Roman" w:cs="Times New Roman"/>
+          <w:color w:val="000000" w:themeColor="text1"/>
+          <w:sz w:val="22"/>
+          <w:szCs w:val="22"/>
+          <w:lang w:eastAsia="en-US"/>
         </w:rPr>
         <w:id w:val="-373234714"/>
         <w:docPartObj>
@@ -960,14 +964,6 @@
           <w:docPartUnique/>
         </w:docPartObj>
       </w:sdtPr>
-      <w:sdtEndPr>
-        <w:rPr>
-          <w:rFonts w:ascii="Times New Roman" w:eastAsia="Times New Roman" w:hAnsi="Times New Roman" w:cs="Times New Roman"/>
-          <w:sz w:val="22"/>
-          <w:szCs w:val="22"/>
-          <w:lang w:eastAsia="en-US"/>
-        </w:rPr>
-      </w:sdtEndPr>
       <w:sdtContent>
         <w:p>
           <w:pPr>
@@ -2643,7 +2639,7 @@
         <w:rPr>
           <w:color w:val="000000" w:themeColor="text1"/>
         </w:rPr>
-        <w:t>Современные мессенджеры зависят от интернета, что делает их бесполезными в условиях отсутствия связи — на природе, в походах, в зонах ЧС.</w:t>
+        <w:t>Современные мессенджеры, как правило, зависят от централизованной инфраструктуры и постоянного подключения к сети Интернет, что делает их непригодными для использования в условиях отсутствия связи — например, в походах, на фестивалях или в зонах чрезвычайных ситуаций. В таких сценариях особенно востребованы децентрализованные системы обмена сообщениями, способные функционировать в локальных сетях без доступа к глобальной сети.</w:t>
       </w:r>
     </w:p>
     <w:p>
@@ -2659,7 +2655,49 @@
         <w:rPr>
           <w:color w:val="000000" w:themeColor="text1"/>
         </w:rPr>
-        <w:t>Актуальной становится разработка оффлайновых систем обмена сообщениями, работающих в локальных сетях и обеспечивающих конфиденциальность.</w:t>
+        <w:t xml:space="preserve">Целью данной работы является разработка автономного зашифрованного мессенджера, обеспечивающего обмен сообщениями в оффлайн-режиме с использованием </w:t>
+      </w:r>
+      <w:proofErr w:type="spellStart"/>
+      <w:r>
+        <w:rPr>
+          <w:color w:val="000000" w:themeColor="text1"/>
+        </w:rPr>
+        <w:t>mesh</w:t>
+      </w:r>
+      <w:proofErr w:type="spellEnd"/>
+      <w:r>
+        <w:rPr>
+          <w:color w:val="000000" w:themeColor="text1"/>
+        </w:rPr>
+        <w:t xml:space="preserve">-сетевой архитектуры, сквозного шифрования и возможностью установки как </w:t>
+      </w:r>
+      <w:proofErr w:type="spellStart"/>
+      <w:r>
+        <w:rPr>
+          <w:color w:val="000000" w:themeColor="text1"/>
+        </w:rPr>
+        <w:t>Progressive</w:t>
+      </w:r>
+      <w:proofErr w:type="spellEnd"/>
+      <w:r>
+        <w:rPr>
+          <w:color w:val="000000" w:themeColor="text1"/>
+        </w:rPr>
+        <w:t xml:space="preserve"> Web </w:t>
+      </w:r>
+      <w:proofErr w:type="spellStart"/>
+      <w:r>
+        <w:rPr>
+          <w:color w:val="000000" w:themeColor="text1"/>
+        </w:rPr>
+        <w:t>App</w:t>
+      </w:r>
+      <w:proofErr w:type="spellEnd"/>
+      <w:r>
+        <w:rPr>
+          <w:color w:val="000000" w:themeColor="text1"/>
+        </w:rPr>
+        <w:t xml:space="preserve"> (PWA).</w:t>
       </w:r>
     </w:p>
     <w:p>
@@ -2675,37 +2713,7 @@
         <w:rPr>
           <w:color w:val="000000" w:themeColor="text1"/>
         </w:rPr>
-        <w:t xml:space="preserve">Цель данной работы — разработка оффлайнового зашифрованного мессенджера с поддержкой </w:t>
-      </w:r>
-      <w:proofErr w:type="spellStart"/>
-      <w:r>
-        <w:rPr>
-          <w:color w:val="000000" w:themeColor="text1"/>
-        </w:rPr>
-        <w:t>mesh</w:t>
-      </w:r>
-      <w:proofErr w:type="spellEnd"/>
-      <w:r>
-        <w:rPr>
-          <w:color w:val="000000" w:themeColor="text1"/>
-        </w:rPr>
-        <w:t>-сетей, сквозного шифрования и установки как PWA-приложения.</w:t>
-      </w:r>
-    </w:p>
-    <w:p>
-      <w:pPr>
-        <w:pStyle w:val="a3"/>
-        <w:ind w:left="166" w:right="876"/>
-        <w:jc w:val="both"/>
-        <w:rPr>
-          <w:color w:val="000000" w:themeColor="text1"/>
-        </w:rPr>
-      </w:pPr>
-      <w:r>
-        <w:rPr>
-          <w:color w:val="000000" w:themeColor="text1"/>
-        </w:rPr>
-        <w:t>Задачи:</w:t>
+        <w:t>Для достижения цели были определены следующие задачи:</w:t>
       </w:r>
     </w:p>
     <w:p>
@@ -2713,7 +2721,7 @@
         <w:pStyle w:val="a3"/>
         <w:numPr>
           <w:ilvl w:val="0"/>
-          <w:numId w:val="14"/>
+          <w:numId w:val="30"/>
         </w:numPr>
         <w:ind w:right="876"/>
         <w:jc w:val="both"/>
@@ -2725,7 +2733,7 @@
         <w:rPr>
           <w:color w:val="000000" w:themeColor="text1"/>
         </w:rPr>
-        <w:t>Провести анализ существующих решений</w:t>
+        <w:t>провести анализ существующих решений;</w:t>
       </w:r>
     </w:p>
     <w:p>
@@ -2733,7 +2741,7 @@
         <w:pStyle w:val="a3"/>
         <w:numPr>
           <w:ilvl w:val="0"/>
-          <w:numId w:val="14"/>
+          <w:numId w:val="30"/>
         </w:numPr>
         <w:ind w:right="876"/>
         <w:jc w:val="both"/>
@@ -2745,7 +2753,7 @@
         <w:rPr>
           <w:color w:val="000000" w:themeColor="text1"/>
         </w:rPr>
-        <w:t>Обосновать актуальность проекта</w:t>
+        <w:t>обосновать актуальность проекта;</w:t>
       </w:r>
     </w:p>
     <w:p>
@@ -2753,7 +2761,7 @@
         <w:pStyle w:val="a3"/>
         <w:numPr>
           <w:ilvl w:val="0"/>
-          <w:numId w:val="14"/>
+          <w:numId w:val="30"/>
         </w:numPr>
         <w:ind w:right="876"/>
         <w:jc w:val="both"/>
@@ -2765,7 +2773,7 @@
         <w:rPr>
           <w:color w:val="000000" w:themeColor="text1"/>
         </w:rPr>
-        <w:t>Разработать клиентское веб-приложение</w:t>
+        <w:t>разработать клиентское веб-приложение;</w:t>
       </w:r>
     </w:p>
     <w:p>
@@ -2773,7 +2781,7 @@
         <w:pStyle w:val="a3"/>
         <w:numPr>
           <w:ilvl w:val="0"/>
-          <w:numId w:val="14"/>
+          <w:numId w:val="30"/>
         </w:numPr>
         <w:ind w:right="876"/>
         <w:jc w:val="both"/>
@@ -2785,7 +2793,7 @@
         <w:rPr>
           <w:color w:val="000000" w:themeColor="text1"/>
         </w:rPr>
-        <w:t>Реализовать шифрование и ретрансляцию сообщений</w:t>
+        <w:t>реализовать механизм шифрования и ретрансляции сообщений;</w:t>
       </w:r>
     </w:p>
     <w:p>
@@ -2793,7 +2801,7 @@
         <w:pStyle w:val="a3"/>
         <w:numPr>
           <w:ilvl w:val="0"/>
-          <w:numId w:val="14"/>
+          <w:numId w:val="30"/>
         </w:numPr>
         <w:ind w:right="876"/>
         <w:jc w:val="both"/>
@@ -2805,7 +2813,7 @@
         <w:rPr>
           <w:color w:val="000000" w:themeColor="text1"/>
         </w:rPr>
-        <w:t>Обеспечить работу без интернета</w:t>
+        <w:t>обеспечить работу без подключения к Интернету;</w:t>
       </w:r>
     </w:p>
     <w:p>
@@ -2813,7 +2821,7 @@
         <w:pStyle w:val="a3"/>
         <w:numPr>
           <w:ilvl w:val="0"/>
-          <w:numId w:val="14"/>
+          <w:numId w:val="30"/>
         </w:numPr>
         <w:ind w:right="876"/>
         <w:jc w:val="both"/>
@@ -2825,7 +2833,7 @@
         <w:rPr>
           <w:color w:val="000000" w:themeColor="text1"/>
         </w:rPr>
-        <w:t>Поддержать установку на мобильные устройства</w:t>
+        <w:t>поддержать установку на мобильные устройства через PWA.</w:t>
       </w:r>
     </w:p>
     <w:p>
@@ -2855,68 +2863,8 @@
         <w:rPr>
           <w:color w:val="000000" w:themeColor="text1"/>
         </w:rPr>
-        <w:t>-прикладной характер и может быть использована в походах, на фестивалях, в условиях ЧС.</w:t>
-      </w:r>
-    </w:p>
-    <w:p>
-      <w:pPr>
-        <w:pStyle w:val="a3"/>
-        <w:ind w:left="166" w:right="876"/>
-        <w:jc w:val="both"/>
-        <w:rPr>
-          <w:color w:val="000000" w:themeColor="text1"/>
-        </w:rPr>
-      </w:pPr>
-    </w:p>
-    <w:p>
-      <w:pPr>
-        <w:pStyle w:val="a3"/>
-        <w:ind w:left="166" w:right="876"/>
-        <w:jc w:val="both"/>
-        <w:rPr>
-          <w:color w:val="000000" w:themeColor="text1"/>
-        </w:rPr>
-      </w:pPr>
-    </w:p>
-    <w:p>
-      <w:pPr>
-        <w:pStyle w:val="a3"/>
-        <w:ind w:left="166" w:right="876"/>
-        <w:jc w:val="both"/>
-        <w:rPr>
-          <w:color w:val="000000" w:themeColor="text1"/>
-        </w:rPr>
-      </w:pPr>
-    </w:p>
-    <w:p>
-      <w:pPr>
-        <w:pStyle w:val="a3"/>
-        <w:ind w:left="166" w:right="876"/>
-        <w:jc w:val="both"/>
-        <w:rPr>
-          <w:color w:val="000000" w:themeColor="text1"/>
-        </w:rPr>
-      </w:pPr>
-    </w:p>
-    <w:p>
-      <w:pPr>
-        <w:pStyle w:val="a3"/>
-        <w:ind w:left="166" w:right="876"/>
-        <w:jc w:val="both"/>
-        <w:rPr>
-          <w:color w:val="000000" w:themeColor="text1"/>
-        </w:rPr>
-      </w:pPr>
-    </w:p>
-    <w:p>
-      <w:pPr>
-        <w:pStyle w:val="a3"/>
-        <w:ind w:left="166" w:right="876"/>
-        <w:jc w:val="both"/>
-        <w:rPr>
-          <w:color w:val="000000" w:themeColor="text1"/>
-        </w:rPr>
-      </w:pPr>
+        <w:t>-прикладной характер и может быть использована в условиях ограниченной или отсутствующей сетевой инфраструктуры.</w:t>
+      </w:r>
     </w:p>
     <w:p>
       <w:pPr>
@@ -3149,6 +3097,7 @@
           <w:sz w:val="32"/>
           <w:szCs w:val="32"/>
         </w:rPr>
+        <w:lastRenderedPageBreak/>
         <w:t xml:space="preserve">Глава </w:t>
       </w:r>
       <w:r>
@@ -3880,14 +3829,7 @@
         <w:rPr>
           <w:color w:val="000000" w:themeColor="text1"/>
         </w:rPr>
-        <w:t>-</w:t>
-      </w:r>
-      <w:r>
-        <w:rPr>
-          <w:color w:val="000000" w:themeColor="text1"/>
-        </w:rPr>
-        <w:lastRenderedPageBreak/>
-        <w:t>передачу сообщений через промежуточные узлы.</w:t>
+        <w:t>-передачу сообщений через промежуточные узлы.</w:t>
       </w:r>
     </w:p>
     <w:p>
@@ -3908,6 +3850,7 @@
           <w:bCs/>
           <w:szCs w:val="28"/>
         </w:rPr>
+        <w:lastRenderedPageBreak/>
         <w:t>1.3. Основные понятия и бизнес-процесс</w:t>
       </w:r>
       <w:bookmarkEnd w:id="5"/>
@@ -4471,41 +4414,503 @@
           <w:sz w:val="32"/>
           <w:szCs w:val="32"/>
         </w:rPr>
-        <w:t xml:space="preserve">Глава </w:t>
-      </w:r>
-      <w:r>
-        <w:rPr>
-          <w:b w:val="0"/>
-          <w:bCs w:val="0"/>
-          <w:color w:val="000000" w:themeColor="text1"/>
-          <w:sz w:val="32"/>
-          <w:szCs w:val="32"/>
-        </w:rPr>
-        <w:t>2. Постановка задачи</w:t>
+        <w:lastRenderedPageBreak/>
+        <w:t>Глава 2. Постановка задачи</w:t>
       </w:r>
       <w:bookmarkEnd w:id="6"/>
     </w:p>
     <w:p>
       <w:pPr>
-        <w:pStyle w:val="2"/>
-        <w:rPr>
-          <w:rFonts w:cs="Times New Roman"/>
+        <w:pStyle w:val="a3"/>
+        <w:ind w:left="166" w:right="876"/>
+        <w:jc w:val="both"/>
+        <w:rPr>
+          <w:rFonts w:eastAsiaTheme="majorEastAsia"/>
+          <w:color w:val="000000" w:themeColor="text1"/>
+        </w:rPr>
+      </w:pPr>
+      <w:r>
+        <w:rPr>
+          <w:rFonts w:eastAsiaTheme="majorEastAsia"/>
+          <w:color w:val="000000" w:themeColor="text1"/>
+        </w:rPr>
+        <w:t>2.1. Проблемы существующих решений</w:t>
+      </w:r>
+    </w:p>
+    <w:p>
+      <w:pPr>
+        <w:pStyle w:val="a3"/>
+        <w:ind w:left="166" w:right="876"/>
+        <w:jc w:val="both"/>
+        <w:rPr>
+          <w:rFonts w:eastAsiaTheme="majorEastAsia"/>
+          <w:color w:val="000000" w:themeColor="text1"/>
+        </w:rPr>
+      </w:pPr>
+      <w:r>
+        <w:rPr>
+          <w:rFonts w:eastAsiaTheme="majorEastAsia"/>
+          <w:color w:val="000000" w:themeColor="text1"/>
+        </w:rPr>
+        <w:t>Анализ показал, что современные решения страдают от следующих ограничений:</w:t>
+      </w:r>
+      <w:r>
+        <w:rPr>
+          <w:rFonts w:eastAsiaTheme="majorEastAsia"/>
+          <w:color w:val="000000" w:themeColor="text1"/>
+        </w:rPr>
+        <w:br/>
+        <w:t>— зависимость от централизованной инфраструктуры (серверов, Интернета);</w:t>
+      </w:r>
+      <w:r>
+        <w:rPr>
+          <w:rFonts w:eastAsiaTheme="majorEastAsia"/>
+          <w:color w:val="000000" w:themeColor="text1"/>
+        </w:rPr>
+        <w:br/>
+        <w:t>— отсутствие веб-интерфейса, что снижает кроссплатформенность;</w:t>
+      </w:r>
+      <w:r>
+        <w:rPr>
+          <w:rFonts w:eastAsiaTheme="majorEastAsia"/>
+          <w:color w:val="000000" w:themeColor="text1"/>
+        </w:rPr>
+        <w:br/>
+        <w:t xml:space="preserve">— невозможность установки на </w:t>
+      </w:r>
+      <w:proofErr w:type="spellStart"/>
+      <w:r>
+        <w:rPr>
+          <w:rFonts w:eastAsiaTheme="majorEastAsia"/>
+          <w:color w:val="000000" w:themeColor="text1"/>
+        </w:rPr>
+        <w:t>iOS</w:t>
+      </w:r>
+      <w:proofErr w:type="spellEnd"/>
+      <w:r>
+        <w:rPr>
+          <w:rFonts w:eastAsiaTheme="majorEastAsia"/>
+          <w:color w:val="000000" w:themeColor="text1"/>
+        </w:rPr>
+        <w:t>/</w:t>
+      </w:r>
+      <w:proofErr w:type="spellStart"/>
+      <w:r>
+        <w:rPr>
+          <w:rFonts w:eastAsiaTheme="majorEastAsia"/>
+          <w:color w:val="000000" w:themeColor="text1"/>
+        </w:rPr>
+        <w:t>Android</w:t>
+      </w:r>
+      <w:proofErr w:type="spellEnd"/>
+      <w:r>
+        <w:rPr>
+          <w:rFonts w:eastAsiaTheme="majorEastAsia"/>
+          <w:color w:val="000000" w:themeColor="text1"/>
+        </w:rPr>
+        <w:t xml:space="preserve"> без магазинов приложений;</w:t>
+      </w:r>
+      <w:r>
+        <w:rPr>
+          <w:rFonts w:eastAsiaTheme="majorEastAsia"/>
+          <w:color w:val="000000" w:themeColor="text1"/>
+        </w:rPr>
+        <w:br/>
+        <w:t xml:space="preserve">— сложность развёртывания </w:t>
+      </w:r>
+      <w:proofErr w:type="spellStart"/>
+      <w:r>
+        <w:rPr>
+          <w:rFonts w:eastAsiaTheme="majorEastAsia"/>
+          <w:color w:val="000000" w:themeColor="text1"/>
+        </w:rPr>
+        <w:t>mesh</w:t>
+      </w:r>
+      <w:proofErr w:type="spellEnd"/>
+      <w:r>
+        <w:rPr>
+          <w:rFonts w:eastAsiaTheme="majorEastAsia"/>
+          <w:color w:val="000000" w:themeColor="text1"/>
+        </w:rPr>
+        <w:t>-сети для обычных пользователей.</w:t>
+      </w:r>
+    </w:p>
+    <w:p>
+      <w:pPr>
+        <w:pStyle w:val="a3"/>
+        <w:ind w:left="166" w:right="876"/>
+        <w:jc w:val="both"/>
+        <w:rPr>
+          <w:rFonts w:eastAsiaTheme="majorEastAsia"/>
+          <w:color w:val="000000" w:themeColor="text1"/>
+        </w:rPr>
+      </w:pPr>
+      <w:r>
+        <w:rPr>
+          <w:rFonts w:eastAsiaTheme="majorEastAsia"/>
+          <w:color w:val="000000" w:themeColor="text1"/>
+        </w:rPr>
+        <w:t>2.2. Требования к системе</w:t>
+      </w:r>
+    </w:p>
+    <w:p>
+      <w:pPr>
+        <w:pStyle w:val="a3"/>
+        <w:ind w:left="166" w:right="876"/>
+        <w:jc w:val="both"/>
+        <w:rPr>
+          <w:rFonts w:eastAsiaTheme="majorEastAsia"/>
+          <w:color w:val="000000" w:themeColor="text1"/>
+        </w:rPr>
+      </w:pPr>
+      <w:r>
+        <w:rPr>
+          <w:rFonts w:eastAsiaTheme="majorEastAsia"/>
+          <w:color w:val="000000" w:themeColor="text1"/>
+        </w:rPr>
+        <w:t>На основе выявленных проблем были сформулированы следующие требования:</w:t>
+      </w:r>
+      <w:r>
+        <w:rPr>
+          <w:rFonts w:eastAsiaTheme="majorEastAsia"/>
+          <w:color w:val="000000" w:themeColor="text1"/>
+        </w:rPr>
+        <w:br/>
+        <w:t>— Оффлайн-режим: приложение должно работать без подключения к Интернету.</w:t>
+      </w:r>
+      <w:r>
+        <w:rPr>
+          <w:rFonts w:eastAsiaTheme="majorEastAsia"/>
+          <w:color w:val="000000" w:themeColor="text1"/>
+        </w:rPr>
+        <w:br/>
+        <w:t xml:space="preserve">— </w:t>
+      </w:r>
+      <w:proofErr w:type="spellStart"/>
+      <w:r>
+        <w:rPr>
+          <w:rFonts w:eastAsiaTheme="majorEastAsia"/>
+          <w:color w:val="000000" w:themeColor="text1"/>
+        </w:rPr>
+        <w:t>Mesh</w:t>
+      </w:r>
+      <w:proofErr w:type="spellEnd"/>
+      <w:r>
+        <w:rPr>
+          <w:rFonts w:eastAsiaTheme="majorEastAsia"/>
+          <w:color w:val="000000" w:themeColor="text1"/>
+        </w:rPr>
+        <w:t>-передача: каждое устройство должно уметь ретранслировать сообщения, предназначенные другим узлам.</w:t>
+      </w:r>
+      <w:r>
+        <w:rPr>
+          <w:rFonts w:eastAsiaTheme="majorEastAsia"/>
+          <w:color w:val="000000" w:themeColor="text1"/>
+        </w:rPr>
+        <w:br/>
+        <w:t>— Механизм прекращения рассылки: сообщение должно переставать ретранслироваться, если достигло целевого получателя или превышен лимит прыжков (TTL = 10).</w:t>
+      </w:r>
+      <w:r>
+        <w:rPr>
+          <w:rFonts w:eastAsiaTheme="majorEastAsia"/>
+          <w:color w:val="000000" w:themeColor="text1"/>
+        </w:rPr>
+        <w:br/>
+        <w:t>— Шифрование: все сообщения должны шифроваться с использованием AES-256 в режиме GCM.</w:t>
+      </w:r>
+      <w:r>
+        <w:rPr>
+          <w:rFonts w:eastAsiaTheme="majorEastAsia"/>
+          <w:color w:val="000000" w:themeColor="text1"/>
+        </w:rPr>
+        <w:br/>
+        <w:t xml:space="preserve">— PWA-поддержка: приложение должно регистрировать </w:t>
+      </w:r>
+      <w:proofErr w:type="spellStart"/>
+      <w:r>
+        <w:rPr>
+          <w:rFonts w:eastAsiaTheme="majorEastAsia"/>
+          <w:color w:val="000000" w:themeColor="text1"/>
+        </w:rPr>
+        <w:t>service</w:t>
+      </w:r>
+      <w:proofErr w:type="spellEnd"/>
+      <w:r>
+        <w:rPr>
+          <w:rFonts w:eastAsiaTheme="majorEastAsia"/>
+          <w:color w:val="000000" w:themeColor="text1"/>
+        </w:rPr>
+        <w:t xml:space="preserve"> </w:t>
+      </w:r>
+      <w:proofErr w:type="spellStart"/>
+      <w:r>
+        <w:rPr>
+          <w:rFonts w:eastAsiaTheme="majorEastAsia"/>
+          <w:color w:val="000000" w:themeColor="text1"/>
+        </w:rPr>
+        <w:t>worker</w:t>
+      </w:r>
+      <w:proofErr w:type="spellEnd"/>
+      <w:r>
+        <w:rPr>
+          <w:rFonts w:eastAsiaTheme="majorEastAsia"/>
+          <w:color w:val="000000" w:themeColor="text1"/>
+        </w:rPr>
+        <w:t xml:space="preserve"> и </w:t>
+      </w:r>
+      <w:proofErr w:type="spellStart"/>
+      <w:r>
+        <w:rPr>
+          <w:rFonts w:eastAsiaTheme="majorEastAsia"/>
+          <w:color w:val="000000" w:themeColor="text1"/>
+        </w:rPr>
+        <w:t>manifest.json</w:t>
+      </w:r>
+      <w:proofErr w:type="spellEnd"/>
+      <w:r>
+        <w:rPr>
+          <w:rFonts w:eastAsiaTheme="majorEastAsia"/>
+          <w:color w:val="000000" w:themeColor="text1"/>
+        </w:rPr>
+        <w:t>.</w:t>
+      </w:r>
+      <w:r>
+        <w:rPr>
+          <w:rFonts w:eastAsiaTheme="majorEastAsia"/>
+          <w:color w:val="000000" w:themeColor="text1"/>
+        </w:rPr>
+        <w:br/>
+        <w:t>— Адаптивный интерфейс: поддержка мобильных и десктопных экранов.</w:t>
+      </w:r>
+      <w:r>
+        <w:rPr>
+          <w:rFonts w:eastAsiaTheme="majorEastAsia"/>
+          <w:color w:val="000000" w:themeColor="text1"/>
+        </w:rPr>
+        <w:br/>
+        <w:t xml:space="preserve">— Автоматическое обнаружение узлов: через </w:t>
+      </w:r>
+      <w:proofErr w:type="spellStart"/>
+      <w:r>
+        <w:rPr>
+          <w:rFonts w:eastAsiaTheme="majorEastAsia"/>
+          <w:color w:val="000000" w:themeColor="text1"/>
+        </w:rPr>
+        <w:t>WebRTC</w:t>
+      </w:r>
+      <w:proofErr w:type="spellEnd"/>
+      <w:r>
+        <w:rPr>
+          <w:rFonts w:eastAsiaTheme="majorEastAsia"/>
+          <w:color w:val="000000" w:themeColor="text1"/>
+        </w:rPr>
+        <w:t xml:space="preserve"> </w:t>
+      </w:r>
+      <w:proofErr w:type="spellStart"/>
+      <w:r>
+        <w:rPr>
+          <w:rFonts w:eastAsiaTheme="majorEastAsia"/>
+          <w:color w:val="000000" w:themeColor="text1"/>
+        </w:rPr>
+        <w:t>DataChannels</w:t>
+      </w:r>
+      <w:proofErr w:type="spellEnd"/>
+      <w:r>
+        <w:rPr>
+          <w:rFonts w:eastAsiaTheme="majorEastAsia"/>
+          <w:color w:val="000000" w:themeColor="text1"/>
+        </w:rPr>
+        <w:t xml:space="preserve"> и сигнальный сервер в локальной сети.</w:t>
+      </w:r>
+    </w:p>
+    <w:p>
+      <w:pPr>
+        <w:pStyle w:val="a3"/>
+        <w:ind w:left="166" w:right="876"/>
+        <w:jc w:val="both"/>
+        <w:rPr>
+          <w:rFonts w:eastAsiaTheme="majorEastAsia"/>
+          <w:color w:val="000000" w:themeColor="text1"/>
+        </w:rPr>
+      </w:pPr>
+      <w:r>
+        <w:rPr>
+          <w:rFonts w:eastAsiaTheme="majorEastAsia"/>
+          <w:color w:val="000000" w:themeColor="text1"/>
+        </w:rPr>
+        <w:t>2.3. Ограничения и допущения</w:t>
+      </w:r>
+    </w:p>
+    <w:p>
+      <w:pPr>
+        <w:pStyle w:val="a3"/>
+        <w:ind w:left="166" w:right="876"/>
+        <w:jc w:val="both"/>
+        <w:rPr>
+          <w:rFonts w:eastAsiaTheme="majorEastAsia"/>
+          <w:color w:val="000000" w:themeColor="text1"/>
+        </w:rPr>
+      </w:pPr>
+      <w:r>
+        <w:rPr>
+          <w:rFonts w:eastAsiaTheme="majorEastAsia"/>
+          <w:color w:val="000000" w:themeColor="text1"/>
+        </w:rPr>
+        <w:t>В рамках учебной практики приняты следующие допущения:</w:t>
+      </w:r>
+      <w:r>
+        <w:rPr>
+          <w:rFonts w:eastAsiaTheme="majorEastAsia"/>
+          <w:color w:val="000000" w:themeColor="text1"/>
+        </w:rPr>
+        <w:br/>
+        <w:t xml:space="preserve">— все устройства находятся в одной локальной </w:t>
+      </w:r>
+      <w:proofErr w:type="spellStart"/>
+      <w:r>
+        <w:rPr>
+          <w:rFonts w:eastAsiaTheme="majorEastAsia"/>
+          <w:color w:val="000000" w:themeColor="text1"/>
+        </w:rPr>
+        <w:t>Wi</w:t>
+      </w:r>
+      <w:proofErr w:type="spellEnd"/>
+      <w:r>
+        <w:rPr>
+          <w:rFonts w:eastAsiaTheme="majorEastAsia"/>
+          <w:color w:val="000000" w:themeColor="text1"/>
+        </w:rPr>
+        <w:t>-Fi сети;</w:t>
+      </w:r>
+      <w:r>
+        <w:rPr>
+          <w:rFonts w:eastAsiaTheme="majorEastAsia"/>
+          <w:color w:val="000000" w:themeColor="text1"/>
+        </w:rPr>
+        <w:br/>
+        <w:t>— используется общий пароль для шифрования (без асимметричной криптографии);</w:t>
+      </w:r>
+      <w:r>
+        <w:rPr>
+          <w:rFonts w:eastAsiaTheme="majorEastAsia"/>
+          <w:color w:val="000000" w:themeColor="text1"/>
+        </w:rPr>
+        <w:br/>
+        <w:t xml:space="preserve">— сигнальный сервер </w:t>
+      </w:r>
+      <w:proofErr w:type="spellStart"/>
+      <w:r>
+        <w:rPr>
+          <w:rFonts w:eastAsiaTheme="majorEastAsia"/>
+          <w:color w:val="000000" w:themeColor="text1"/>
+        </w:rPr>
+        <w:t>PeerJS</w:t>
+      </w:r>
+      <w:proofErr w:type="spellEnd"/>
+      <w:r>
+        <w:rPr>
+          <w:rFonts w:eastAsiaTheme="majorEastAsia"/>
+          <w:color w:val="000000" w:themeColor="text1"/>
+        </w:rPr>
+        <w:t xml:space="preserve"> развёрнут локально или доступен в сети;</w:t>
+      </w:r>
+      <w:r>
+        <w:rPr>
+          <w:rFonts w:eastAsiaTheme="majorEastAsia"/>
+          <w:color w:val="000000" w:themeColor="text1"/>
+        </w:rPr>
+        <w:br/>
+        <w:t>— количество узлов в сети не превышает 10–15 (ограничение производительности браузера);</w:t>
+      </w:r>
+      <w:r>
+        <w:rPr>
+          <w:rFonts w:eastAsiaTheme="majorEastAsia"/>
+          <w:color w:val="000000" w:themeColor="text1"/>
+        </w:rPr>
+        <w:br/>
+        <w:t>— история сообщений хранится локально и не синхронизируется между устройствами.</w:t>
+      </w:r>
+    </w:p>
+    <w:p>
+      <w:pPr>
+        <w:pStyle w:val="a3"/>
+        <w:ind w:left="166" w:right="876"/>
+        <w:jc w:val="both"/>
+        <w:rPr>
+          <w:color w:val="000000" w:themeColor="text1"/>
+        </w:rPr>
+      </w:pPr>
+    </w:p>
+    <w:p>
+      <w:pPr>
+        <w:pStyle w:val="a3"/>
+        <w:ind w:left="166" w:right="876"/>
+        <w:jc w:val="both"/>
+        <w:rPr>
+          <w:color w:val="000000" w:themeColor="text1"/>
+        </w:rPr>
+      </w:pPr>
+    </w:p>
+    <w:p>
+      <w:pPr>
+        <w:pStyle w:val="a3"/>
+        <w:ind w:left="166" w:right="876"/>
+        <w:jc w:val="both"/>
+        <w:rPr>
+          <w:color w:val="000000" w:themeColor="text1"/>
+        </w:rPr>
+      </w:pPr>
+    </w:p>
+    <w:p>
+      <w:pPr>
+        <w:pStyle w:val="a3"/>
+        <w:ind w:left="166" w:right="876"/>
+        <w:jc w:val="both"/>
+        <w:rPr>
+          <w:color w:val="000000" w:themeColor="text1"/>
+        </w:rPr>
+      </w:pPr>
+    </w:p>
+    <w:p>
+      <w:pPr>
+        <w:pStyle w:val="a3"/>
+        <w:ind w:left="166" w:right="876"/>
+        <w:jc w:val="both"/>
+        <w:rPr>
+          <w:color w:val="000000" w:themeColor="text1"/>
+        </w:rPr>
+      </w:pPr>
+    </w:p>
+    <w:p>
+      <w:pPr>
+        <w:pStyle w:val="a3"/>
+        <w:ind w:left="166" w:right="876"/>
+        <w:jc w:val="both"/>
+        <w:rPr>
+          <w:color w:val="000000" w:themeColor="text1"/>
+        </w:rPr>
+      </w:pPr>
+    </w:p>
+    <w:p>
+      <w:pPr>
+        <w:pStyle w:val="a3"/>
+        <w:ind w:left="166" w:right="876"/>
+        <w:jc w:val="center"/>
+        <w:rPr>
           <w:b/>
           <w:bCs/>
-          <w:szCs w:val="28"/>
-        </w:rPr>
-      </w:pPr>
-      <w:bookmarkStart w:id="7" w:name="_Toc219147409"/>
-      <w:r>
-        <w:rPr>
-          <w:rFonts w:cs="Times New Roman"/>
+          <w:color w:val="000000" w:themeColor="text1"/>
+        </w:rPr>
+      </w:pPr>
+      <w:r>
+        <w:rPr>
           <w:b/>
           <w:bCs/>
-          <w:szCs w:val="28"/>
-        </w:rPr>
-        <w:t>2.1. Проблемы существующих решений</w:t>
-      </w:r>
-      <w:bookmarkEnd w:id="7"/>
+          <w:color w:val="000000" w:themeColor="text1"/>
+        </w:rPr>
+        <w:lastRenderedPageBreak/>
+        <w:t>Глава 3. Реализация</w:t>
+      </w:r>
     </w:p>
     <w:p>
       <w:pPr>
@@ -4520,7 +4925,462 @@
         <w:rPr>
           <w:color w:val="000000" w:themeColor="text1"/>
         </w:rPr>
-        <w:t>Анализ показал, что современные решения страдают от следующих ограничений:</w:t>
+        <w:t>3.1. Выбор технологий</w:t>
+      </w:r>
+    </w:p>
+    <w:p>
+      <w:pPr>
+        <w:pStyle w:val="a3"/>
+        <w:ind w:left="720" w:right="876"/>
+        <w:jc w:val="both"/>
+        <w:rPr>
+          <w:color w:val="000000" w:themeColor="text1"/>
+        </w:rPr>
+      </w:pPr>
+      <w:r>
+        <w:rPr>
+          <w:color w:val="000000" w:themeColor="text1"/>
+        </w:rPr>
+        <w:t>Для реализации был выбран следующий стек:</w:t>
+      </w:r>
+      <w:r>
+        <w:rPr>
+          <w:color w:val="000000" w:themeColor="text1"/>
+        </w:rPr>
+        <w:br/>
+        <w:t xml:space="preserve">— </w:t>
+      </w:r>
+      <w:proofErr w:type="spellStart"/>
+      <w:r>
+        <w:rPr>
+          <w:color w:val="000000" w:themeColor="text1"/>
+        </w:rPr>
+        <w:t>Frontend</w:t>
+      </w:r>
+      <w:proofErr w:type="spellEnd"/>
+      <w:r>
+        <w:rPr>
+          <w:color w:val="000000" w:themeColor="text1"/>
+        </w:rPr>
+        <w:t xml:space="preserve">: </w:t>
+      </w:r>
+      <w:proofErr w:type="spellStart"/>
+      <w:r>
+        <w:rPr>
+          <w:color w:val="000000" w:themeColor="text1"/>
+        </w:rPr>
+        <w:t>React</w:t>
+      </w:r>
+      <w:proofErr w:type="spellEnd"/>
+      <w:r>
+        <w:rPr>
+          <w:color w:val="000000" w:themeColor="text1"/>
+        </w:rPr>
+        <w:t xml:space="preserve"> (</w:t>
+      </w:r>
+      <w:proofErr w:type="spellStart"/>
+      <w:r>
+        <w:rPr>
+          <w:color w:val="000000" w:themeColor="text1"/>
+        </w:rPr>
+        <w:t>TypeScript</w:t>
+      </w:r>
+      <w:proofErr w:type="spellEnd"/>
+      <w:r>
+        <w:rPr>
+          <w:color w:val="000000" w:themeColor="text1"/>
+        </w:rPr>
+        <w:t>), CSS с минималистичным дизайном;</w:t>
+      </w:r>
+      <w:r>
+        <w:rPr>
+          <w:color w:val="000000" w:themeColor="text1"/>
+        </w:rPr>
+        <w:br/>
+        <w:t xml:space="preserve">— Шифрование: Web </w:t>
+      </w:r>
+      <w:proofErr w:type="spellStart"/>
+      <w:r>
+        <w:rPr>
+          <w:color w:val="000000" w:themeColor="text1"/>
+        </w:rPr>
+        <w:t>Crypto</w:t>
+      </w:r>
+      <w:proofErr w:type="spellEnd"/>
+      <w:r>
+        <w:rPr>
+          <w:color w:val="000000" w:themeColor="text1"/>
+        </w:rPr>
+        <w:t xml:space="preserve"> API (AES-GCM, PBKDF2);</w:t>
+      </w:r>
+      <w:r>
+        <w:rPr>
+          <w:color w:val="000000" w:themeColor="text1"/>
+        </w:rPr>
+        <w:br/>
+        <w:t xml:space="preserve">— Сетевое взаимодействие: </w:t>
+      </w:r>
+      <w:proofErr w:type="spellStart"/>
+      <w:r>
+        <w:rPr>
+          <w:color w:val="000000" w:themeColor="text1"/>
+        </w:rPr>
+        <w:t>WebRTC</w:t>
+      </w:r>
+      <w:proofErr w:type="spellEnd"/>
+      <w:r>
+        <w:rPr>
+          <w:color w:val="000000" w:themeColor="text1"/>
+        </w:rPr>
+        <w:t xml:space="preserve"> через библиотеку </w:t>
+      </w:r>
+      <w:proofErr w:type="spellStart"/>
+      <w:r>
+        <w:rPr>
+          <w:color w:val="000000" w:themeColor="text1"/>
+        </w:rPr>
+        <w:t>PeerJS</w:t>
+      </w:r>
+      <w:proofErr w:type="spellEnd"/>
+      <w:r>
+        <w:rPr>
+          <w:color w:val="000000" w:themeColor="text1"/>
+        </w:rPr>
+        <w:t>;</w:t>
+      </w:r>
+      <w:r>
+        <w:rPr>
+          <w:color w:val="000000" w:themeColor="text1"/>
+        </w:rPr>
+        <w:br/>
+        <w:t xml:space="preserve">— PWA: </w:t>
+      </w:r>
+      <w:proofErr w:type="spellStart"/>
+      <w:proofErr w:type="gramStart"/>
+      <w:r>
+        <w:rPr>
+          <w:color w:val="000000" w:themeColor="text1"/>
+        </w:rPr>
+        <w:t>manifest.json</w:t>
+      </w:r>
+      <w:proofErr w:type="spellEnd"/>
+      <w:proofErr w:type="gramEnd"/>
+      <w:r>
+        <w:rPr>
+          <w:color w:val="000000" w:themeColor="text1"/>
+        </w:rPr>
+        <w:t>, service-worker.js;</w:t>
+      </w:r>
+      <w:r>
+        <w:rPr>
+          <w:color w:val="000000" w:themeColor="text1"/>
+        </w:rPr>
+        <w:br/>
+        <w:t xml:space="preserve">— Хранение: </w:t>
+      </w:r>
+      <w:proofErr w:type="spellStart"/>
+      <w:r>
+        <w:rPr>
+          <w:color w:val="000000" w:themeColor="text1"/>
+        </w:rPr>
+        <w:t>localStorage</w:t>
+      </w:r>
+      <w:proofErr w:type="spellEnd"/>
+      <w:r>
+        <w:rPr>
+          <w:color w:val="000000" w:themeColor="text1"/>
+        </w:rPr>
+        <w:t xml:space="preserve"> для истории сообщений и идентификатора устройства.</w:t>
+      </w:r>
+    </w:p>
+    <w:p>
+      <w:pPr>
+        <w:pStyle w:val="a3"/>
+        <w:ind w:left="166" w:right="876"/>
+        <w:jc w:val="both"/>
+        <w:rPr>
+          <w:color w:val="000000" w:themeColor="text1"/>
+        </w:rPr>
+      </w:pPr>
+      <w:r>
+        <w:rPr>
+          <w:color w:val="000000" w:themeColor="text1"/>
+        </w:rPr>
+        <w:t xml:space="preserve">Выбор обоснован: </w:t>
+      </w:r>
+      <w:proofErr w:type="spellStart"/>
+      <w:r>
+        <w:rPr>
+          <w:color w:val="000000" w:themeColor="text1"/>
+        </w:rPr>
+        <w:t>WebRTC</w:t>
+      </w:r>
+      <w:proofErr w:type="spellEnd"/>
+      <w:r>
+        <w:rPr>
+          <w:color w:val="000000" w:themeColor="text1"/>
+        </w:rPr>
+        <w:t xml:space="preserve"> позволяет устанавливать прямые соединения в локальной сети, а Web </w:t>
+      </w:r>
+      <w:proofErr w:type="spellStart"/>
+      <w:r>
+        <w:rPr>
+          <w:color w:val="000000" w:themeColor="text1"/>
+        </w:rPr>
+        <w:t>Crypto</w:t>
+      </w:r>
+      <w:proofErr w:type="spellEnd"/>
+      <w:r>
+        <w:rPr>
+          <w:color w:val="000000" w:themeColor="text1"/>
+        </w:rPr>
+        <w:t xml:space="preserve"> API обеспечивает безопасное шифрование без внешних зависимостей. </w:t>
+      </w:r>
+      <w:proofErr w:type="spellStart"/>
+      <w:r>
+        <w:rPr>
+          <w:color w:val="000000" w:themeColor="text1"/>
+        </w:rPr>
+        <w:t>PeerJS</w:t>
+      </w:r>
+      <w:proofErr w:type="spellEnd"/>
+      <w:r>
+        <w:rPr>
+          <w:color w:val="000000" w:themeColor="text1"/>
+        </w:rPr>
+        <w:t xml:space="preserve"> упрощает управление соединениями, хотя требует сигнального сервера (возможно развёртывание локально).</w:t>
+      </w:r>
+    </w:p>
+    <w:p>
+      <w:pPr>
+        <w:pStyle w:val="a3"/>
+        <w:ind w:left="166" w:right="876"/>
+        <w:jc w:val="center"/>
+        <w:rPr>
+          <w:color w:val="000000" w:themeColor="text1"/>
+        </w:rPr>
+      </w:pPr>
+      <w:r>
+        <w:rPr>
+          <w:color w:val="000000" w:themeColor="text1"/>
+        </w:rPr>
+        <w:t xml:space="preserve">3.2. Архитектура </w:t>
+      </w:r>
+      <w:proofErr w:type="spellStart"/>
+      <w:r>
+        <w:rPr>
+          <w:color w:val="000000" w:themeColor="text1"/>
+        </w:rPr>
+        <w:t>mesh</w:t>
+      </w:r>
+      <w:proofErr w:type="spellEnd"/>
+      <w:r>
+        <w:rPr>
+          <w:color w:val="000000" w:themeColor="text1"/>
+        </w:rPr>
+        <w:t>-сети и механизм ретрансляции</w:t>
+      </w:r>
+    </w:p>
+    <w:p>
+      <w:pPr>
+        <w:pStyle w:val="a3"/>
+        <w:ind w:left="166" w:right="876"/>
+        <w:jc w:val="both"/>
+        <w:rPr>
+          <w:color w:val="000000" w:themeColor="text1"/>
+        </w:rPr>
+      </w:pPr>
+      <w:r>
+        <w:rPr>
+          <w:color w:val="000000" w:themeColor="text1"/>
+        </w:rPr>
+        <w:t xml:space="preserve">Каждое устройство генерирует уникальный идентификатор при первом запуске (например, device_1700000000_abc123). При подключении к локальной сети устанавливается </w:t>
+      </w:r>
+      <w:proofErr w:type="spellStart"/>
+      <w:r>
+        <w:rPr>
+          <w:color w:val="000000" w:themeColor="text1"/>
+        </w:rPr>
+        <w:t>WebRTC</w:t>
+      </w:r>
+      <w:proofErr w:type="spellEnd"/>
+      <w:r>
+        <w:rPr>
+          <w:color w:val="000000" w:themeColor="text1"/>
+        </w:rPr>
+        <w:t>-соединение с другими узлами через сигнальный сервер.</w:t>
+      </w:r>
+    </w:p>
+    <w:p>
+      <w:pPr>
+        <w:pStyle w:val="a3"/>
+        <w:ind w:left="166" w:right="876"/>
+        <w:jc w:val="both"/>
+        <w:rPr>
+          <w:color w:val="000000" w:themeColor="text1"/>
+        </w:rPr>
+      </w:pPr>
+      <w:r>
+        <w:rPr>
+          <w:color w:val="000000" w:themeColor="text1"/>
+        </w:rPr>
+        <w:t>Каждое сообщение содержит:</w:t>
+      </w:r>
+      <w:r>
+        <w:rPr>
+          <w:color w:val="000000" w:themeColor="text1"/>
+        </w:rPr>
+        <w:br/>
+        <w:t xml:space="preserve">— </w:t>
+      </w:r>
+      <w:proofErr w:type="spellStart"/>
+      <w:r>
+        <w:rPr>
+          <w:color w:val="000000" w:themeColor="text1"/>
+        </w:rPr>
+        <w:t>id</w:t>
+      </w:r>
+      <w:proofErr w:type="spellEnd"/>
+      <w:r>
+        <w:rPr>
+          <w:color w:val="000000" w:themeColor="text1"/>
+        </w:rPr>
+        <w:t xml:space="preserve"> — уникальный идентификатор сообщения;</w:t>
+      </w:r>
+      <w:r>
+        <w:rPr>
+          <w:color w:val="000000" w:themeColor="text1"/>
+        </w:rPr>
+        <w:br/>
+        <w:t xml:space="preserve">— </w:t>
+      </w:r>
+      <w:proofErr w:type="spellStart"/>
+      <w:r>
+        <w:rPr>
+          <w:color w:val="000000" w:themeColor="text1"/>
+        </w:rPr>
+        <w:t>from</w:t>
+      </w:r>
+      <w:proofErr w:type="spellEnd"/>
+      <w:r>
+        <w:rPr>
+          <w:color w:val="000000" w:themeColor="text1"/>
+        </w:rPr>
+        <w:t xml:space="preserve">, </w:t>
+      </w:r>
+      <w:proofErr w:type="spellStart"/>
+      <w:r>
+        <w:rPr>
+          <w:color w:val="000000" w:themeColor="text1"/>
+        </w:rPr>
+        <w:t>to</w:t>
+      </w:r>
+      <w:proofErr w:type="spellEnd"/>
+      <w:r>
+        <w:rPr>
+          <w:color w:val="000000" w:themeColor="text1"/>
+        </w:rPr>
+        <w:t xml:space="preserve"> — идентификаторы отправителя и получателя;</w:t>
+      </w:r>
+      <w:r>
+        <w:rPr>
+          <w:color w:val="000000" w:themeColor="text1"/>
+        </w:rPr>
+        <w:br/>
+        <w:t xml:space="preserve">— </w:t>
+      </w:r>
+      <w:proofErr w:type="spellStart"/>
+      <w:r>
+        <w:rPr>
+          <w:color w:val="000000" w:themeColor="text1"/>
+        </w:rPr>
+        <w:t>content</w:t>
+      </w:r>
+      <w:proofErr w:type="spellEnd"/>
+      <w:r>
+        <w:rPr>
+          <w:color w:val="000000" w:themeColor="text1"/>
+        </w:rPr>
+        <w:t xml:space="preserve"> — зашифрованное тело;</w:t>
+      </w:r>
+      <w:r>
+        <w:rPr>
+          <w:color w:val="000000" w:themeColor="text1"/>
+        </w:rPr>
+        <w:br/>
+        <w:t xml:space="preserve">— </w:t>
+      </w:r>
+      <w:proofErr w:type="spellStart"/>
+      <w:r>
+        <w:rPr>
+          <w:color w:val="000000" w:themeColor="text1"/>
+        </w:rPr>
+        <w:t>hopCount</w:t>
+      </w:r>
+      <w:proofErr w:type="spellEnd"/>
+      <w:r>
+        <w:rPr>
+          <w:color w:val="000000" w:themeColor="text1"/>
+        </w:rPr>
+        <w:t xml:space="preserve"> — текущее количество прыжков;</w:t>
+      </w:r>
+      <w:r>
+        <w:rPr>
+          <w:color w:val="000000" w:themeColor="text1"/>
+        </w:rPr>
+        <w:br/>
+        <w:t xml:space="preserve">— </w:t>
+      </w:r>
+      <w:proofErr w:type="spellStart"/>
+      <w:r>
+        <w:rPr>
+          <w:color w:val="000000" w:themeColor="text1"/>
+        </w:rPr>
+        <w:t>maxHops</w:t>
+      </w:r>
+      <w:proofErr w:type="spellEnd"/>
+      <w:r>
+        <w:rPr>
+          <w:color w:val="000000" w:themeColor="text1"/>
+        </w:rPr>
+        <w:t xml:space="preserve"> — лимит прыжков (10);</w:t>
+      </w:r>
+      <w:r>
+        <w:rPr>
+          <w:color w:val="000000" w:themeColor="text1"/>
+        </w:rPr>
+        <w:br/>
+        <w:t xml:space="preserve">— </w:t>
+      </w:r>
+      <w:proofErr w:type="spellStart"/>
+      <w:r>
+        <w:rPr>
+          <w:color w:val="000000" w:themeColor="text1"/>
+        </w:rPr>
+        <w:t>timestamp</w:t>
+      </w:r>
+      <w:proofErr w:type="spellEnd"/>
+      <w:r>
+        <w:rPr>
+          <w:color w:val="000000" w:themeColor="text1"/>
+        </w:rPr>
+        <w:t xml:space="preserve"> — время отправки.</w:t>
+      </w:r>
+    </w:p>
+    <w:p>
+      <w:pPr>
+        <w:pStyle w:val="a3"/>
+        <w:ind w:left="166" w:right="876"/>
+        <w:jc w:val="both"/>
+        <w:rPr>
+          <w:color w:val="000000" w:themeColor="text1"/>
+        </w:rPr>
+      </w:pPr>
+      <w:r>
+        <w:rPr>
+          <w:color w:val="000000" w:themeColor="text1"/>
+        </w:rPr>
+        <w:t>Алгоритм ретрансляции:</w:t>
       </w:r>
     </w:p>
     <w:p>
@@ -4528,7 +5388,7 @@
         <w:pStyle w:val="a3"/>
         <w:numPr>
           <w:ilvl w:val="0"/>
-          <w:numId w:val="21"/>
+          <w:numId w:val="32"/>
         </w:numPr>
         <w:ind w:right="876"/>
         <w:jc w:val="both"/>
@@ -4540,7 +5400,7 @@
         <w:rPr>
           <w:color w:val="000000" w:themeColor="text1"/>
         </w:rPr>
-        <w:t>зависимость от централизованной инфраструктуры (серверов, Интернета);</w:t>
+        <w:t>Устройство получает сообщение.</w:t>
       </w:r>
     </w:p>
     <w:p>
@@ -4548,7 +5408,7 @@
         <w:pStyle w:val="a3"/>
         <w:numPr>
           <w:ilvl w:val="0"/>
-          <w:numId w:val="21"/>
+          <w:numId w:val="32"/>
         </w:numPr>
         <w:ind w:right="876"/>
         <w:jc w:val="both"/>
@@ -4560,7 +5420,21 @@
         <w:rPr>
           <w:color w:val="000000" w:themeColor="text1"/>
         </w:rPr>
-        <w:t>отсутствие веб-интерфейса, что снижает кроссплатформенность;</w:t>
+        <w:t xml:space="preserve">Если </w:t>
+      </w:r>
+      <w:proofErr w:type="spellStart"/>
+      <w:r>
+        <w:rPr>
+          <w:color w:val="000000" w:themeColor="text1"/>
+        </w:rPr>
+        <w:t>to</w:t>
+      </w:r>
+      <w:proofErr w:type="spellEnd"/>
+      <w:r>
+        <w:rPr>
+          <w:color w:val="000000" w:themeColor="text1"/>
+        </w:rPr>
+        <w:t xml:space="preserve"> совпадает с его ID — расшифровывает и отображает.</w:t>
       </w:r>
     </w:p>
     <w:p>
@@ -4568,7 +5442,7 @@
         <w:pStyle w:val="a3"/>
         <w:numPr>
           <w:ilvl w:val="0"/>
-          <w:numId w:val="21"/>
+          <w:numId w:val="32"/>
         </w:numPr>
         <w:ind w:right="876"/>
         <w:jc w:val="both"/>
@@ -4580,49 +5454,629 @@
         <w:rPr>
           <w:color w:val="000000" w:themeColor="text1"/>
         </w:rPr>
-        <w:t xml:space="preserve">невозможность установки на </w:t>
+        <w:t xml:space="preserve">Иначе: проверяет, не получало ли это сообщение ранее (по </w:t>
       </w:r>
       <w:proofErr w:type="spellStart"/>
       <w:r>
         <w:rPr>
           <w:color w:val="000000" w:themeColor="text1"/>
         </w:rPr>
-        <w:t>iOS</w:t>
+        <w:t>id</w:t>
       </w:r>
       <w:proofErr w:type="spellEnd"/>
       <w:r>
         <w:rPr>
           <w:color w:val="000000" w:themeColor="text1"/>
         </w:rPr>
-        <w:t>/</w:t>
+        <w:t xml:space="preserve">); если </w:t>
       </w:r>
       <w:proofErr w:type="spellStart"/>
       <w:r>
         <w:rPr>
           <w:color w:val="000000" w:themeColor="text1"/>
         </w:rPr>
-        <w:t>Android</w:t>
+        <w:t>hopCount</w:t>
       </w:r>
       <w:proofErr w:type="spellEnd"/>
       <w:r>
         <w:rPr>
           <w:color w:val="000000" w:themeColor="text1"/>
         </w:rPr>
-        <w:t xml:space="preserve"> без </w:t>
+        <w:t xml:space="preserve"> </w:t>
+      </w:r>
+      <w:proofErr w:type="gramStart"/>
+      <w:r>
+        <w:rPr>
+          <w:color w:val="000000" w:themeColor="text1"/>
+        </w:rPr>
+        <w:t xml:space="preserve">&lt; </w:t>
       </w:r>
       <w:proofErr w:type="spellStart"/>
       <w:r>
         <w:rPr>
           <w:color w:val="000000" w:themeColor="text1"/>
         </w:rPr>
-        <w:t>App</w:t>
+        <w:t>maxHops</w:t>
       </w:r>
       <w:proofErr w:type="spellEnd"/>
-      <w:r>
-        <w:rPr>
-          <w:color w:val="000000" w:themeColor="text1"/>
-        </w:rPr>
-        <w:t xml:space="preserve"> Store/Google Play;</w:t>
+      <w:proofErr w:type="gramEnd"/>
+      <w:r>
+        <w:rPr>
+          <w:color w:val="000000" w:themeColor="text1"/>
+        </w:rPr>
+        <w:t xml:space="preserve">, увеличивает </w:t>
+      </w:r>
+      <w:proofErr w:type="spellStart"/>
+      <w:r>
+        <w:rPr>
+          <w:color w:val="000000" w:themeColor="text1"/>
+        </w:rPr>
+        <w:t>hopCount</w:t>
+      </w:r>
+      <w:proofErr w:type="spellEnd"/>
+      <w:r>
+        <w:rPr>
+          <w:color w:val="000000" w:themeColor="text1"/>
+        </w:rPr>
+        <w:t xml:space="preserve"> и пересылает всем соседям; иначе — игнорирует.</w:t>
+      </w:r>
+    </w:p>
+    <w:p>
+      <w:pPr>
+        <w:pStyle w:val="a3"/>
+        <w:ind w:left="166" w:right="876"/>
+        <w:jc w:val="both"/>
+        <w:rPr>
+          <w:color w:val="000000" w:themeColor="text1"/>
+        </w:rPr>
+      </w:pPr>
+      <w:r>
+        <w:rPr>
+          <w:color w:val="000000" w:themeColor="text1"/>
+        </w:rPr>
+        <w:t>Этот подход предотвращает бесконечную циркуляцию и обеспечивает доставку даже при отсутствии прямого соединения.</w:t>
+      </w:r>
+    </w:p>
+    <w:p>
+      <w:pPr>
+        <w:pStyle w:val="a3"/>
+        <w:ind w:left="166" w:right="876"/>
+        <w:jc w:val="center"/>
+        <w:rPr>
+          <w:color w:val="000000" w:themeColor="text1"/>
+        </w:rPr>
+      </w:pPr>
+      <w:r>
+        <w:rPr>
+          <w:color w:val="000000" w:themeColor="text1"/>
+        </w:rPr>
+        <w:t>3.3. Механизм хранения и управления сообщениями</w:t>
+      </w:r>
+    </w:p>
+    <w:p>
+      <w:pPr>
+        <w:pStyle w:val="a3"/>
+        <w:ind w:left="166" w:right="876"/>
+        <w:jc w:val="both"/>
+        <w:rPr>
+          <w:color w:val="000000" w:themeColor="text1"/>
+        </w:rPr>
+      </w:pPr>
+      <w:r>
+        <w:rPr>
+          <w:color w:val="000000" w:themeColor="text1"/>
+        </w:rPr>
+        <w:t xml:space="preserve">История сообщений и идентификатор устройства хранятся в </w:t>
+      </w:r>
+      <w:proofErr w:type="spellStart"/>
+      <w:r>
+        <w:rPr>
+          <w:color w:val="000000" w:themeColor="text1"/>
+        </w:rPr>
+        <w:t>localStorage</w:t>
+      </w:r>
+      <w:proofErr w:type="spellEnd"/>
+      <w:r>
+        <w:rPr>
+          <w:color w:val="000000" w:themeColor="text1"/>
+        </w:rPr>
+        <w:t xml:space="preserve">. При получении или отправке сообщения оно добавляется в очередь, которая автоматически синхронизируется с хранилищем. Для предотвращения дублирования используется уникальный </w:t>
+      </w:r>
+      <w:proofErr w:type="spellStart"/>
+      <w:r>
+        <w:rPr>
+          <w:color w:val="000000" w:themeColor="text1"/>
+        </w:rPr>
+        <w:t>id</w:t>
+      </w:r>
+      <w:proofErr w:type="spellEnd"/>
+      <w:r>
+        <w:rPr>
+          <w:color w:val="000000" w:themeColor="text1"/>
+        </w:rPr>
+        <w:t xml:space="preserve"> сообщения. Статусы (</w:t>
+      </w:r>
+      <w:proofErr w:type="spellStart"/>
+      <w:r>
+        <w:rPr>
+          <w:color w:val="000000" w:themeColor="text1"/>
+        </w:rPr>
+        <w:t>sent</w:t>
+      </w:r>
+      <w:proofErr w:type="spellEnd"/>
+      <w:r>
+        <w:rPr>
+          <w:color w:val="000000" w:themeColor="text1"/>
+        </w:rPr>
+        <w:t xml:space="preserve">, </w:t>
+      </w:r>
+      <w:proofErr w:type="spellStart"/>
+      <w:r>
+        <w:rPr>
+          <w:color w:val="000000" w:themeColor="text1"/>
+        </w:rPr>
+        <w:t>delivered</w:t>
+      </w:r>
+      <w:proofErr w:type="spellEnd"/>
+      <w:r>
+        <w:rPr>
+          <w:color w:val="000000" w:themeColor="text1"/>
+        </w:rPr>
+        <w:t xml:space="preserve">, </w:t>
+      </w:r>
+      <w:proofErr w:type="spellStart"/>
+      <w:r>
+        <w:rPr>
+          <w:color w:val="000000" w:themeColor="text1"/>
+        </w:rPr>
+        <w:t>read</w:t>
+      </w:r>
+      <w:proofErr w:type="spellEnd"/>
+      <w:r>
+        <w:rPr>
+          <w:color w:val="000000" w:themeColor="text1"/>
+        </w:rPr>
+        <w:t xml:space="preserve">) обновляются на основе квитанций (ACK/READ), которые также ретранслируются по </w:t>
+      </w:r>
+      <w:proofErr w:type="spellStart"/>
+      <w:r>
+        <w:rPr>
+          <w:color w:val="000000" w:themeColor="text1"/>
+        </w:rPr>
+        <w:t>mesh</w:t>
+      </w:r>
+      <w:proofErr w:type="spellEnd"/>
+      <w:r>
+        <w:rPr>
+          <w:color w:val="000000" w:themeColor="text1"/>
+        </w:rPr>
+        <w:t>-сети.</w:t>
+      </w:r>
+    </w:p>
+    <w:p>
+      <w:pPr>
+        <w:pStyle w:val="a3"/>
+        <w:ind w:left="166" w:right="876"/>
+        <w:jc w:val="center"/>
+        <w:rPr>
+          <w:color w:val="000000" w:themeColor="text1"/>
+        </w:rPr>
+      </w:pPr>
+      <w:r>
+        <w:rPr>
+          <w:color w:val="000000" w:themeColor="text1"/>
+        </w:rPr>
+        <w:t>3.4. Шифрование и управление ключами</w:t>
+      </w:r>
+    </w:p>
+    <w:p>
+      <w:pPr>
+        <w:pStyle w:val="a3"/>
+        <w:ind w:left="166" w:right="876"/>
+        <w:jc w:val="both"/>
+        <w:rPr>
+          <w:color w:val="000000" w:themeColor="text1"/>
+        </w:rPr>
+      </w:pPr>
+      <w:r>
+        <w:rPr>
+          <w:color w:val="000000" w:themeColor="text1"/>
+        </w:rPr>
+        <w:t>В текущей реализации используется симметричное шифрование на основе общего пароля:</w:t>
+      </w:r>
+      <w:r>
+        <w:rPr>
+          <w:color w:val="000000" w:themeColor="text1"/>
+        </w:rPr>
+        <w:br/>
+      </w:r>
+      <w:r>
+        <w:rPr>
+          <w:color w:val="000000" w:themeColor="text1"/>
+        </w:rPr>
+        <w:lastRenderedPageBreak/>
+        <w:t>— Пароль: "Место Встречи 2025";</w:t>
+      </w:r>
+      <w:r>
+        <w:rPr>
+          <w:color w:val="000000" w:themeColor="text1"/>
+        </w:rPr>
+        <w:br/>
+        <w:t>— Соль: "mesh_salt_2025_place_of_meet";</w:t>
+      </w:r>
+      <w:r>
+        <w:rPr>
+          <w:color w:val="000000" w:themeColor="text1"/>
+        </w:rPr>
+        <w:br/>
+        <w:t>— Алгоритм: PBKDF2 → AES-256-GCM.</w:t>
+      </w:r>
+    </w:p>
+    <w:p>
+      <w:pPr>
+        <w:pStyle w:val="a3"/>
+        <w:ind w:left="166" w:right="876"/>
+        <w:jc w:val="both"/>
+        <w:rPr>
+          <w:color w:val="000000" w:themeColor="text1"/>
+        </w:rPr>
+      </w:pPr>
+      <w:r>
+        <w:rPr>
+          <w:color w:val="000000" w:themeColor="text1"/>
+        </w:rPr>
+        <w:t>Все сообщения шифруются перед отправкой и расшифровываются только получателем. Цифровая подпись (ECDSA) и асимметричное шифрование (ECDH) не реализованы в текущей версии, но предусмотрены как направление развития.</w:t>
+      </w:r>
+    </w:p>
+    <w:p>
+      <w:pPr>
+        <w:pStyle w:val="a3"/>
+        <w:ind w:left="166" w:right="876"/>
+        <w:jc w:val="center"/>
+        <w:rPr>
+          <w:color w:val="000000" w:themeColor="text1"/>
+        </w:rPr>
+      </w:pPr>
+      <w:r>
+        <w:rPr>
+          <w:color w:val="000000" w:themeColor="text1"/>
+        </w:rPr>
+        <w:t>3.5. Интерфейс и PWA-поддержка</w:t>
+      </w:r>
+    </w:p>
+    <w:p>
+      <w:pPr>
+        <w:pStyle w:val="a3"/>
+        <w:ind w:left="166" w:right="876"/>
+        <w:jc w:val="both"/>
+        <w:rPr>
+          <w:color w:val="000000" w:themeColor="text1"/>
+        </w:rPr>
+      </w:pPr>
+      <w:r>
+        <w:rPr>
+          <w:color w:val="000000" w:themeColor="text1"/>
+        </w:rPr>
+        <w:t>Интерфейс реализован в соответствии с принципами минималистичного дизайна:</w:t>
+      </w:r>
+      <w:r>
+        <w:rPr>
+          <w:color w:val="000000" w:themeColor="text1"/>
+        </w:rPr>
+        <w:br/>
+        <w:t>— кнопки с закруглёнными углами;</w:t>
+      </w:r>
+      <w:r>
+        <w:rPr>
+          <w:color w:val="000000" w:themeColor="text1"/>
+        </w:rPr>
+        <w:br/>
+        <w:t>— фиолетовая цветовая схема (акцент);</w:t>
+      </w:r>
+      <w:r>
+        <w:rPr>
+          <w:color w:val="000000" w:themeColor="text1"/>
+        </w:rPr>
+        <w:br/>
+        <w:t>— адаптивная верстка под мобильные и десктопные устройства;</w:t>
+      </w:r>
+      <w:r>
+        <w:rPr>
+          <w:color w:val="000000" w:themeColor="text1"/>
+        </w:rPr>
+        <w:br/>
+        <w:t>— отображение статусов доставки (часы, одна/две галочки).</w:t>
+      </w:r>
+    </w:p>
+    <w:p>
+      <w:pPr>
+        <w:pStyle w:val="a3"/>
+        <w:ind w:left="166" w:right="876"/>
+        <w:jc w:val="both"/>
+        <w:rPr>
+          <w:color w:val="000000" w:themeColor="text1"/>
+        </w:rPr>
+      </w:pPr>
+      <w:r>
+        <w:rPr>
+          <w:color w:val="000000" w:themeColor="text1"/>
+        </w:rPr>
+        <w:t>PWA-функциональность обеспечивается:</w:t>
+      </w:r>
+      <w:r>
+        <w:rPr>
+          <w:color w:val="000000" w:themeColor="text1"/>
+        </w:rPr>
+        <w:br/>
+        <w:t xml:space="preserve">— </w:t>
+      </w:r>
+      <w:proofErr w:type="spellStart"/>
+      <w:proofErr w:type="gramStart"/>
+      <w:r>
+        <w:rPr>
+          <w:color w:val="000000" w:themeColor="text1"/>
+        </w:rPr>
+        <w:t>manifest.json</w:t>
+      </w:r>
+      <w:proofErr w:type="spellEnd"/>
+      <w:proofErr w:type="gramEnd"/>
+      <w:r>
+        <w:rPr>
+          <w:color w:val="000000" w:themeColor="text1"/>
+        </w:rPr>
+        <w:t xml:space="preserve"> с указанием имени, иконок и режима отображения;</w:t>
+      </w:r>
+      <w:r>
+        <w:rPr>
+          <w:color w:val="000000" w:themeColor="text1"/>
+        </w:rPr>
+        <w:br/>
+        <w:t>— service-worker.js, кэширующий основные ресурсы для оффлайн-работы;</w:t>
+      </w:r>
+      <w:r>
+        <w:rPr>
+          <w:color w:val="000000" w:themeColor="text1"/>
+        </w:rPr>
+        <w:br/>
+        <w:t xml:space="preserve">— обработчик события </w:t>
+      </w:r>
+      <w:proofErr w:type="spellStart"/>
+      <w:r>
+        <w:rPr>
+          <w:color w:val="000000" w:themeColor="text1"/>
+        </w:rPr>
+        <w:t>beforeinstallprompt</w:t>
+      </w:r>
+      <w:proofErr w:type="spellEnd"/>
+      <w:r>
+        <w:rPr>
+          <w:color w:val="000000" w:themeColor="text1"/>
+        </w:rPr>
+        <w:t xml:space="preserve"> для показа кнопки установки.</w:t>
+      </w:r>
+    </w:p>
+    <w:p>
+      <w:pPr>
+        <w:pStyle w:val="a3"/>
+        <w:ind w:left="166" w:right="876"/>
+        <w:jc w:val="center"/>
+        <w:rPr>
+          <w:color w:val="000000" w:themeColor="text1"/>
+        </w:rPr>
+      </w:pPr>
+      <w:r>
+        <w:rPr>
+          <w:color w:val="000000" w:themeColor="text1"/>
+        </w:rPr>
+        <w:t>3.6. Обработка сетевых событий и состояний</w:t>
+      </w:r>
+    </w:p>
+    <w:p>
+      <w:pPr>
+        <w:pStyle w:val="a3"/>
+        <w:ind w:left="166" w:right="876"/>
+        <w:jc w:val="both"/>
+        <w:rPr>
+          <w:color w:val="000000" w:themeColor="text1"/>
+        </w:rPr>
+      </w:pPr>
+      <w:r>
+        <w:rPr>
+          <w:color w:val="000000" w:themeColor="text1"/>
+        </w:rPr>
+        <w:t>Приложение динамически реагирует на изменения в сетевой среде:</w:t>
+      </w:r>
+      <w:r>
+        <w:rPr>
+          <w:color w:val="000000" w:themeColor="text1"/>
+        </w:rPr>
+        <w:br/>
+        <w:t xml:space="preserve">— При обнаружении первого </w:t>
+      </w:r>
+      <w:proofErr w:type="spellStart"/>
+      <w:r>
+        <w:rPr>
+          <w:color w:val="000000" w:themeColor="text1"/>
+        </w:rPr>
+        <w:t>WebRTC</w:t>
+      </w:r>
+      <w:proofErr w:type="spellEnd"/>
+      <w:r>
+        <w:rPr>
+          <w:color w:val="000000" w:themeColor="text1"/>
+        </w:rPr>
+        <w:t xml:space="preserve">-соединения устанавливается флаг </w:t>
+      </w:r>
+      <w:proofErr w:type="spellStart"/>
+      <w:r>
+        <w:rPr>
+          <w:color w:val="000000" w:themeColor="text1"/>
+        </w:rPr>
+        <w:t>isConnected</w:t>
+      </w:r>
+      <w:proofErr w:type="spellEnd"/>
+      <w:r>
+        <w:rPr>
+          <w:color w:val="000000" w:themeColor="text1"/>
+        </w:rPr>
+        <w:t xml:space="preserve"> = </w:t>
+      </w:r>
+      <w:proofErr w:type="spellStart"/>
+      <w:r>
+        <w:rPr>
+          <w:color w:val="000000" w:themeColor="text1"/>
+        </w:rPr>
+        <w:t>true</w:t>
+      </w:r>
+      <w:proofErr w:type="spellEnd"/>
+      <w:r>
+        <w:rPr>
+          <w:color w:val="000000" w:themeColor="text1"/>
+        </w:rPr>
+        <w:t>, что изменяет надпись в заголовке с «Поиск...» на «</w:t>
+      </w:r>
+      <w:proofErr w:type="spellStart"/>
+      <w:r>
+        <w:rPr>
+          <w:color w:val="000000" w:themeColor="text1"/>
+        </w:rPr>
+        <w:t>Mesh</w:t>
+      </w:r>
+      <w:proofErr w:type="spellEnd"/>
+      <w:r>
+        <w:rPr>
+          <w:color w:val="000000" w:themeColor="text1"/>
+        </w:rPr>
+        <w:t>-сеть активна».</w:t>
+      </w:r>
+      <w:r>
+        <w:rPr>
+          <w:color w:val="000000" w:themeColor="text1"/>
+        </w:rPr>
+        <w:br/>
+        <w:t>— Количество активных узлов (</w:t>
+      </w:r>
+      <w:proofErr w:type="spellStart"/>
+      <w:r>
+        <w:rPr>
+          <w:color w:val="000000" w:themeColor="text1"/>
+        </w:rPr>
+        <w:t>peerCount</w:t>
+      </w:r>
+      <w:proofErr w:type="spellEnd"/>
+      <w:r>
+        <w:rPr>
+          <w:color w:val="000000" w:themeColor="text1"/>
+        </w:rPr>
+        <w:t>) отображается в строке состояния и обновляется в реальном времени.</w:t>
+      </w:r>
+      <w:r>
+        <w:rPr>
+          <w:color w:val="000000" w:themeColor="text1"/>
+        </w:rPr>
+        <w:br/>
+        <w:t xml:space="preserve">— Все входящие сообщения проходят валидацию: проверка на дубликат по </w:t>
+      </w:r>
+      <w:proofErr w:type="spellStart"/>
+      <w:r>
+        <w:rPr>
+          <w:color w:val="000000" w:themeColor="text1"/>
+        </w:rPr>
+        <w:t>id</w:t>
+      </w:r>
+      <w:proofErr w:type="spellEnd"/>
+      <w:r>
+        <w:rPr>
+          <w:color w:val="000000" w:themeColor="text1"/>
+        </w:rPr>
+        <w:t xml:space="preserve">, проверка </w:t>
+      </w:r>
+      <w:proofErr w:type="spellStart"/>
+      <w:r>
+        <w:rPr>
+          <w:color w:val="000000" w:themeColor="text1"/>
+        </w:rPr>
+        <w:t>hopCount</w:t>
+      </w:r>
+      <w:proofErr w:type="spellEnd"/>
+      <w:r>
+        <w:rPr>
+          <w:color w:val="000000" w:themeColor="text1"/>
+        </w:rPr>
+        <w:t xml:space="preserve"> &lt; </w:t>
+      </w:r>
+      <w:proofErr w:type="spellStart"/>
+      <w:r>
+        <w:rPr>
+          <w:color w:val="000000" w:themeColor="text1"/>
+        </w:rPr>
+        <w:t>maxHops</w:t>
+      </w:r>
+      <w:proofErr w:type="spellEnd"/>
+      <w:r>
+        <w:rPr>
+          <w:color w:val="000000" w:themeColor="text1"/>
+        </w:rPr>
+        <w:t>, игнорирование сообщений от самого себя.</w:t>
+      </w:r>
+      <w:r>
+        <w:rPr>
+          <w:color w:val="000000" w:themeColor="text1"/>
+        </w:rPr>
+        <w:br/>
+        <w:t>— В случае ошибки расшифровки сообщение отображается как "(ошибка)", но сохраняется в истории для диагностики.</w:t>
+      </w:r>
+    </w:p>
+    <w:p>
+      <w:pPr>
+        <w:pStyle w:val="a3"/>
+        <w:ind w:left="166" w:right="876"/>
+        <w:jc w:val="both"/>
+        <w:rPr>
+          <w:color w:val="000000" w:themeColor="text1"/>
+        </w:rPr>
+      </w:pPr>
+      <w:r>
+        <w:rPr>
+          <w:color w:val="000000" w:themeColor="text1"/>
+        </w:rPr>
+        <w:t>Для улучшения отказоустойчивости реализован механизм автоматического восстановления соединений при их разрыве.</w:t>
+      </w:r>
+    </w:p>
+    <w:p>
+      <w:pPr>
+        <w:pStyle w:val="a3"/>
+        <w:ind w:left="166" w:right="876"/>
+        <w:jc w:val="both"/>
+        <w:rPr>
+          <w:b/>
+          <w:bCs/>
+          <w:color w:val="000000" w:themeColor="text1"/>
+        </w:rPr>
+      </w:pPr>
+      <w:r>
+        <w:rPr>
+          <w:b/>
+          <w:bCs/>
+          <w:color w:val="000000" w:themeColor="text1"/>
+        </w:rPr>
+        <w:t>3.7. Тестирование и результаты</w:t>
+      </w:r>
+    </w:p>
+    <w:p>
+      <w:pPr>
+        <w:pStyle w:val="a3"/>
+        <w:ind w:left="166" w:right="876"/>
+        <w:jc w:val="both"/>
+        <w:rPr>
+          <w:color w:val="000000" w:themeColor="text1"/>
+        </w:rPr>
+      </w:pPr>
+      <w:r>
+        <w:rPr>
+          <w:color w:val="000000" w:themeColor="text1"/>
+        </w:rPr>
+        <w:t>Приложение протестировано в трёх сценариях:</w:t>
       </w:r>
     </w:p>
     <w:p>
@@ -4630,7 +6084,7 @@
         <w:pStyle w:val="a3"/>
         <w:numPr>
           <w:ilvl w:val="0"/>
-          <w:numId w:val="21"/>
+          <w:numId w:val="33"/>
         </w:numPr>
         <w:ind w:right="876"/>
         <w:jc w:val="both"/>
@@ -4642,59 +6096,21 @@
         <w:rPr>
           <w:color w:val="000000" w:themeColor="text1"/>
         </w:rPr>
-        <w:t xml:space="preserve">сложность развёртывания </w:t>
+        <w:t xml:space="preserve">Два устройства в одной </w:t>
       </w:r>
       <w:proofErr w:type="spellStart"/>
       <w:r>
         <w:rPr>
           <w:color w:val="000000" w:themeColor="text1"/>
         </w:rPr>
-        <w:t>mesh</w:t>
+        <w:t>Wi</w:t>
       </w:r>
       <w:proofErr w:type="spellEnd"/>
       <w:r>
         <w:rPr>
           <w:color w:val="000000" w:themeColor="text1"/>
         </w:rPr>
-        <w:t>-сети для обычных пользователей.</w:t>
-      </w:r>
-    </w:p>
-    <w:p>
-      <w:pPr>
-        <w:pStyle w:val="2"/>
-        <w:rPr>
-          <w:rFonts w:cs="Times New Roman"/>
-          <w:b/>
-          <w:bCs/>
-          <w:szCs w:val="28"/>
-        </w:rPr>
-      </w:pPr>
-      <w:bookmarkStart w:id="8" w:name="_Toc219147410"/>
-      <w:r>
-        <w:rPr>
-          <w:rFonts w:cs="Times New Roman"/>
-          <w:b/>
-          <w:bCs/>
-          <w:szCs w:val="28"/>
-        </w:rPr>
-        <w:t>2.2. Требования к системе</w:t>
-      </w:r>
-      <w:bookmarkEnd w:id="8"/>
-    </w:p>
-    <w:p>
-      <w:pPr>
-        <w:pStyle w:val="a3"/>
-        <w:ind w:left="166" w:right="876"/>
-        <w:jc w:val="both"/>
-        <w:rPr>
-          <w:color w:val="000000" w:themeColor="text1"/>
-        </w:rPr>
-      </w:pPr>
-      <w:r>
-        <w:rPr>
-          <w:color w:val="000000" w:themeColor="text1"/>
-        </w:rPr>
-        <w:t>На основе выявленных проблем были сформулированы следующие требования:</w:t>
+        <w:t>-Fi сети — обмен напрямую, статус меняется на «доставлено».</w:t>
       </w:r>
     </w:p>
     <w:p>
@@ -4702,7 +6118,7 @@
         <w:pStyle w:val="a3"/>
         <w:numPr>
           <w:ilvl w:val="0"/>
-          <w:numId w:val="22"/>
+          <w:numId w:val="33"/>
         </w:numPr>
         <w:ind w:right="876"/>
         <w:jc w:val="both"/>
@@ -4712,17 +6128,9 @@
       </w:pPr>
       <w:r>
         <w:rPr>
-          <w:b/>
-          <w:bCs/>
-          <w:color w:val="000000" w:themeColor="text1"/>
-        </w:rPr>
-        <w:t>Оффлайн-режим</w:t>
-      </w:r>
-      <w:r>
-        <w:rPr>
-          <w:color w:val="000000" w:themeColor="text1"/>
-        </w:rPr>
-        <w:t>: приложение должно работать без подключения к Интернету.</w:t>
+          <w:color w:val="000000" w:themeColor="text1"/>
+        </w:rPr>
+        <w:t>Три устройства в цепочке (A → B → C) — сообщение успешно ретранслируется, статус обновляется.</w:t>
       </w:r>
     </w:p>
     <w:p>
@@ -4730,7 +6138,7 @@
         <w:pStyle w:val="a3"/>
         <w:numPr>
           <w:ilvl w:val="0"/>
-          <w:numId w:val="22"/>
+          <w:numId w:val="33"/>
         </w:numPr>
         <w:ind w:right="876"/>
         <w:jc w:val="both"/>
@@ -4738,29 +6146,195 @@
           <w:color w:val="000000" w:themeColor="text1"/>
         </w:rPr>
       </w:pPr>
+      <w:r>
+        <w:rPr>
+          <w:color w:val="000000" w:themeColor="text1"/>
+        </w:rPr>
+        <w:t>Отключение получателя — сообщение не доставляется, но не зацикливается (TTL = 0).</w:t>
+      </w:r>
+    </w:p>
+    <w:p>
+      <w:pPr>
+        <w:pStyle w:val="a3"/>
+        <w:ind w:left="166" w:right="876"/>
+        <w:jc w:val="both"/>
+        <w:rPr>
+          <w:color w:val="000000" w:themeColor="text1"/>
+        </w:rPr>
+      </w:pPr>
+      <w:r>
+        <w:rPr>
+          <w:color w:val="000000" w:themeColor="text1"/>
+        </w:rPr>
+        <w:t xml:space="preserve">Во всех случаях шифрование подтверждало конфиденциальность. Приложение успешно устанавливается как PWA на </w:t>
+      </w:r>
       <w:proofErr w:type="spellStart"/>
       <w:r>
         <w:rPr>
-          <w:b/>
-          <w:bCs/>
-          <w:color w:val="000000" w:themeColor="text1"/>
-        </w:rPr>
-        <w:t>Mesh</w:t>
+          <w:color w:val="000000" w:themeColor="text1"/>
+        </w:rPr>
+        <w:t>Android</w:t>
       </w:r>
       <w:proofErr w:type="spellEnd"/>
       <w:r>
         <w:rPr>
-          <w:b/>
-          <w:bCs/>
-          <w:color w:val="000000" w:themeColor="text1"/>
-        </w:rPr>
-        <w:t>-передача</w:t>
-      </w:r>
-      <w:r>
-        <w:rPr>
-          <w:color w:val="000000" w:themeColor="text1"/>
-        </w:rPr>
-        <w:t>: каждое устройство должно уметь ретранслировать сообщения, предназначенные другим узлам.</w:t>
+          <w:color w:val="000000" w:themeColor="text1"/>
+        </w:rPr>
+        <w:t xml:space="preserve"> и </w:t>
+      </w:r>
+      <w:proofErr w:type="spellStart"/>
+      <w:r>
+        <w:rPr>
+          <w:color w:val="000000" w:themeColor="text1"/>
+        </w:rPr>
+        <w:t>iOS</w:t>
+      </w:r>
+      <w:proofErr w:type="spellEnd"/>
+      <w:r>
+        <w:rPr>
+          <w:color w:val="000000" w:themeColor="text1"/>
+        </w:rPr>
+        <w:t xml:space="preserve"> (через Safari). Ограничения: при большом числе узлов (&gt;15) возможны задержки из-за ограничений браузера на количество </w:t>
+      </w:r>
+      <w:r>
+        <w:rPr>
+          <w:color w:val="000000" w:themeColor="text1"/>
+        </w:rPr>
+        <w:lastRenderedPageBreak/>
+        <w:t xml:space="preserve">одновременных </w:t>
+      </w:r>
+      <w:proofErr w:type="spellStart"/>
+      <w:r>
+        <w:rPr>
+          <w:color w:val="000000" w:themeColor="text1"/>
+        </w:rPr>
+        <w:t>WebRTC</w:t>
+      </w:r>
+      <w:proofErr w:type="spellEnd"/>
+      <w:r>
+        <w:rPr>
+          <w:color w:val="000000" w:themeColor="text1"/>
+        </w:rPr>
+        <w:t>-соединений.</w:t>
+      </w:r>
+    </w:p>
+    <w:p>
+      <w:pPr>
+        <w:pStyle w:val="a3"/>
+        <w:ind w:left="166" w:right="876"/>
+        <w:jc w:val="both"/>
+        <w:rPr>
+          <w:color w:val="000000" w:themeColor="text1"/>
+        </w:rPr>
+      </w:pPr>
+    </w:p>
+    <w:p>
+      <w:pPr>
+        <w:pStyle w:val="a3"/>
+        <w:ind w:left="166" w:right="876"/>
+        <w:jc w:val="both"/>
+        <w:rPr>
+          <w:color w:val="000000" w:themeColor="text1"/>
+        </w:rPr>
+      </w:pPr>
+    </w:p>
+    <w:p>
+      <w:pPr>
+        <w:pStyle w:val="a3"/>
+        <w:ind w:left="166" w:right="876"/>
+        <w:jc w:val="both"/>
+        <w:rPr>
+          <w:color w:val="000000" w:themeColor="text1"/>
+        </w:rPr>
+      </w:pPr>
+    </w:p>
+    <w:p>
+      <w:pPr>
+        <w:pStyle w:val="a3"/>
+        <w:ind w:left="166" w:right="876"/>
+        <w:jc w:val="center"/>
+        <w:rPr>
+          <w:color w:val="000000" w:themeColor="text1"/>
+        </w:rPr>
+      </w:pPr>
+    </w:p>
+    <w:p>
+      <w:pPr>
+        <w:pStyle w:val="a3"/>
+        <w:ind w:left="166" w:right="876"/>
+        <w:jc w:val="center"/>
+        <w:rPr>
+          <w:color w:val="000000" w:themeColor="text1"/>
+        </w:rPr>
+      </w:pPr>
+      <w:r>
+        <w:rPr>
+          <w:color w:val="000000" w:themeColor="text1"/>
+        </w:rPr>
+        <w:br w:type="page"/>
+      </w:r>
+    </w:p>
+    <w:p>
+      <w:pPr>
+        <w:pStyle w:val="a3"/>
+        <w:ind w:left="166" w:right="876"/>
+        <w:jc w:val="center"/>
+        <w:rPr>
+          <w:color w:val="000000" w:themeColor="text1"/>
+        </w:rPr>
+      </w:pPr>
+      <w:r>
+        <w:rPr>
+          <w:color w:val="000000" w:themeColor="text1"/>
+        </w:rPr>
+        <w:lastRenderedPageBreak/>
+        <w:t>Заключение</w:t>
+      </w:r>
+    </w:p>
+    <w:p>
+      <w:pPr>
+        <w:pStyle w:val="a3"/>
+        <w:ind w:left="166" w:right="876"/>
+        <w:jc w:val="both"/>
+        <w:rPr>
+          <w:color w:val="000000" w:themeColor="text1"/>
+        </w:rPr>
+      </w:pPr>
+      <w:r>
+        <w:rPr>
+          <w:color w:val="000000" w:themeColor="text1"/>
+        </w:rPr>
+        <w:t xml:space="preserve">В ходе учебной практики было разработано веб-приложение — автономный зашифрованный мессенджер, способный функционировать в условиях отсутствия Интернета. Реализованы ключевые функции: </w:t>
+      </w:r>
+      <w:proofErr w:type="spellStart"/>
+      <w:r>
+        <w:rPr>
+          <w:color w:val="000000" w:themeColor="text1"/>
+        </w:rPr>
+        <w:t>mesh</w:t>
+      </w:r>
+      <w:proofErr w:type="spellEnd"/>
+      <w:r>
+        <w:rPr>
+          <w:color w:val="000000" w:themeColor="text1"/>
+        </w:rPr>
+        <w:t>-ретрансляция сообщений, AES-256-GCM шифрование, PWA-установка, адаптивный интерфейс и отображение статусов доставки.</w:t>
+      </w:r>
+    </w:p>
+    <w:p>
+      <w:pPr>
+        <w:pStyle w:val="a3"/>
+        <w:ind w:left="166" w:right="876"/>
+        <w:jc w:val="both"/>
+        <w:rPr>
+          <w:color w:val="000000" w:themeColor="text1"/>
+        </w:rPr>
+      </w:pPr>
+      <w:r>
+        <w:rPr>
+          <w:color w:val="000000" w:themeColor="text1"/>
+        </w:rPr>
+        <w:t>Несмотря на то, что текущая версия использует общий пароль вместо асимметричной криптографии, она демонстрирует работоспособность концепции и может быть использована в реальных сценариях оффлайн-коммуникации. В дальнейшем планируется:</w:t>
       </w:r>
     </w:p>
     <w:p>
@@ -4768,7 +6342,7 @@
         <w:pStyle w:val="a3"/>
         <w:numPr>
           <w:ilvl w:val="0"/>
-          <w:numId w:val="22"/>
+          <w:numId w:val="31"/>
         </w:numPr>
         <w:ind w:right="876"/>
         <w:jc w:val="both"/>
@@ -4778,89 +6352,9 @@
       </w:pPr>
       <w:r>
         <w:rPr>
-          <w:b/>
-          <w:bCs/>
-          <w:color w:val="000000" w:themeColor="text1"/>
-        </w:rPr>
-        <w:t>Механизм прекращения рассылки</w:t>
-      </w:r>
-      <w:r>
-        <w:rPr>
-          <w:color w:val="000000" w:themeColor="text1"/>
-        </w:rPr>
-        <w:t>: сообщение должно переставать ретранслироваться, если:</w:t>
-      </w:r>
-      <w:r>
-        <w:rPr>
-          <w:color w:val="000000" w:themeColor="text1"/>
-        </w:rPr>
-        <w:br/>
-        <w:t>&amp;</w:t>
-      </w:r>
-      <w:proofErr w:type="spellStart"/>
-      <w:proofErr w:type="gramStart"/>
-      <w:r>
-        <w:rPr>
-          <w:color w:val="000000" w:themeColor="text1"/>
-        </w:rPr>
-        <w:t>nbsp</w:t>
-      </w:r>
-      <w:proofErr w:type="spellEnd"/>
-      <w:r>
-        <w:rPr>
-          <w:color w:val="000000" w:themeColor="text1"/>
-        </w:rPr>
-        <w:t>;&amp;</w:t>
-      </w:r>
-      <w:proofErr w:type="spellStart"/>
-      <w:proofErr w:type="gramEnd"/>
-      <w:r>
-        <w:rPr>
-          <w:color w:val="000000" w:themeColor="text1"/>
-        </w:rPr>
-        <w:t>nbsp;a</w:t>
-      </w:r>
-      <w:proofErr w:type="spellEnd"/>
-      <w:r>
-        <w:rPr>
-          <w:color w:val="000000" w:themeColor="text1"/>
-        </w:rPr>
-        <w:t>) достигло целевого получателя;</w:t>
-      </w:r>
-      <w:r>
-        <w:rPr>
-          <w:color w:val="000000" w:themeColor="text1"/>
-        </w:rPr>
-        <w:br/>
-        <w:t>&amp;</w:t>
-      </w:r>
-      <w:proofErr w:type="spellStart"/>
-      <w:r>
-        <w:rPr>
-          <w:color w:val="000000" w:themeColor="text1"/>
-        </w:rPr>
-        <w:t>nbsp</w:t>
-      </w:r>
-      <w:proofErr w:type="spellEnd"/>
-      <w:r>
-        <w:rPr>
-          <w:color w:val="000000" w:themeColor="text1"/>
-        </w:rPr>
-        <w:t>;&amp;</w:t>
-      </w:r>
-      <w:proofErr w:type="spellStart"/>
-      <w:r>
-        <w:rPr>
-          <w:color w:val="000000" w:themeColor="text1"/>
-        </w:rPr>
-        <w:t>nbsp;b</w:t>
-      </w:r>
-      <w:proofErr w:type="spellEnd"/>
-      <w:r>
-        <w:rPr>
-          <w:color w:val="000000" w:themeColor="text1"/>
-        </w:rPr>
-        <w:t>) превышен лимит прыжков (например, TTL = 5).</w:t>
+          <w:color w:val="000000" w:themeColor="text1"/>
+        </w:rPr>
+        <w:t>внедрение ECDSA/ECDH для повышения безопасности;</w:t>
       </w:r>
     </w:p>
     <w:p>
@@ -4868,7 +6362,7 @@
         <w:pStyle w:val="a3"/>
         <w:numPr>
           <w:ilvl w:val="0"/>
-          <w:numId w:val="22"/>
+          <w:numId w:val="31"/>
         </w:numPr>
         <w:ind w:right="876"/>
         <w:jc w:val="both"/>
@@ -4878,17 +6372,23 @@
       </w:pPr>
       <w:r>
         <w:rPr>
-          <w:b/>
-          <w:bCs/>
-          <w:color w:val="000000" w:themeColor="text1"/>
-        </w:rPr>
-        <w:t>Шифрование</w:t>
-      </w:r>
-      <w:r>
-        <w:rPr>
-          <w:color w:val="000000" w:themeColor="text1"/>
-        </w:rPr>
-        <w:t>: все сообщения должны шифроваться с использованием AES-256 в режиме GCM.</w:t>
+          <w:color w:val="000000" w:themeColor="text1"/>
+        </w:rPr>
+        <w:t xml:space="preserve">замена сигнального сервера </w:t>
+      </w:r>
+      <w:proofErr w:type="spellStart"/>
+      <w:r>
+        <w:rPr>
+          <w:color w:val="000000" w:themeColor="text1"/>
+        </w:rPr>
+        <w:t>PeerJS</w:t>
+      </w:r>
+      <w:proofErr w:type="spellEnd"/>
+      <w:r>
+        <w:rPr>
+          <w:color w:val="000000" w:themeColor="text1"/>
+        </w:rPr>
+        <w:t xml:space="preserve"> на локальный или QR-обмен SDP;</w:t>
       </w:r>
     </w:p>
     <w:p>
@@ -4896,7 +6396,7 @@
         <w:pStyle w:val="a3"/>
         <w:numPr>
           <w:ilvl w:val="0"/>
-          <w:numId w:val="22"/>
+          <w:numId w:val="31"/>
         </w:numPr>
         <w:ind w:right="876"/>
         <w:jc w:val="both"/>
@@ -4906,27 +6406,15 @@
       </w:pPr>
       <w:r>
         <w:rPr>
-          <w:b/>
-          <w:bCs/>
-          <w:color w:val="000000" w:themeColor="text1"/>
-        </w:rPr>
-        <w:t>Уникальная подпись</w:t>
-      </w:r>
-      <w:r>
-        <w:rPr>
-          <w:color w:val="000000" w:themeColor="text1"/>
-        </w:rPr>
-        <w:t>: каждое сообщение содержит цифровую подпись отправителя для проверки подлинности.</w:t>
-      </w:r>
-    </w:p>
-    <w:p>
-      <w:pPr>
-        <w:pStyle w:val="a3"/>
-        <w:numPr>
-          <w:ilvl w:val="0"/>
-          <w:numId w:val="22"/>
-        </w:numPr>
-        <w:ind w:right="876"/>
+          <w:color w:val="000000" w:themeColor="text1"/>
+        </w:rPr>
+        <w:t>добавление генерации QR-кода для обмена идентификаторами.</w:t>
+      </w:r>
+    </w:p>
+    <w:p>
+      <w:pPr>
+        <w:pStyle w:val="a3"/>
+        <w:ind w:left="166" w:right="876"/>
         <w:jc w:val="both"/>
         <w:rPr>
           <w:color w:val="000000" w:themeColor="text1"/>
@@ -4934,1315 +6422,52 @@
       </w:pPr>
       <w:r>
         <w:rPr>
-          <w:b/>
-          <w:bCs/>
-          <w:color w:val="000000" w:themeColor="text1"/>
-        </w:rPr>
-        <w:t>PWA-поддержка</w:t>
-      </w:r>
-      <w:r>
-        <w:rPr>
-          <w:color w:val="000000" w:themeColor="text1"/>
-        </w:rPr>
-        <w:t xml:space="preserve">: приложение должно регистрировать </w:t>
-      </w:r>
-      <w:proofErr w:type="spellStart"/>
-      <w:r>
-        <w:rPr>
-          <w:color w:val="000000" w:themeColor="text1"/>
-        </w:rPr>
-        <w:t>service</w:t>
-      </w:r>
-      <w:proofErr w:type="spellEnd"/>
-      <w:r>
-        <w:rPr>
-          <w:color w:val="000000" w:themeColor="text1"/>
-        </w:rPr>
-        <w:t xml:space="preserve"> </w:t>
-      </w:r>
-      <w:proofErr w:type="spellStart"/>
-      <w:r>
-        <w:rPr>
-          <w:color w:val="000000" w:themeColor="text1"/>
-        </w:rPr>
-        <w:t>worker</w:t>
-      </w:r>
-      <w:proofErr w:type="spellEnd"/>
-      <w:r>
-        <w:rPr>
-          <w:color w:val="000000" w:themeColor="text1"/>
-        </w:rPr>
-        <w:t xml:space="preserve"> и </w:t>
-      </w:r>
-      <w:proofErr w:type="spellStart"/>
-      <w:proofErr w:type="gramStart"/>
-      <w:r>
-        <w:rPr>
-          <w:color w:val="000000" w:themeColor="text1"/>
-        </w:rPr>
-        <w:t>manifest.json</w:t>
-      </w:r>
-      <w:proofErr w:type="spellEnd"/>
-      <w:proofErr w:type="gramEnd"/>
-      <w:r>
-        <w:rPr>
-          <w:color w:val="000000" w:themeColor="text1"/>
-        </w:rPr>
-        <w:t xml:space="preserve"> для установки на устройство.</w:t>
-      </w:r>
-    </w:p>
-    <w:p>
-      <w:pPr>
-        <w:pStyle w:val="a3"/>
-        <w:numPr>
-          <w:ilvl w:val="0"/>
-          <w:numId w:val="22"/>
-        </w:numPr>
-        <w:ind w:right="876"/>
-        <w:jc w:val="both"/>
-        <w:rPr>
-          <w:color w:val="000000" w:themeColor="text1"/>
-        </w:rPr>
-      </w:pPr>
-      <w:r>
-        <w:rPr>
-          <w:b/>
-          <w:bCs/>
-          <w:color w:val="000000" w:themeColor="text1"/>
-        </w:rPr>
-        <w:t>Адаптивный интерфейс</w:t>
-      </w:r>
-      <w:r>
-        <w:rPr>
-          <w:color w:val="000000" w:themeColor="text1"/>
-        </w:rPr>
-        <w:t>: поддержка мобильных и десктопных экранов.</w:t>
-      </w:r>
-    </w:p>
-    <w:p>
-      <w:pPr>
-        <w:pStyle w:val="a3"/>
-        <w:numPr>
-          <w:ilvl w:val="0"/>
-          <w:numId w:val="22"/>
-        </w:numPr>
-        <w:ind w:right="876"/>
-        <w:jc w:val="both"/>
-        <w:rPr>
-          <w:color w:val="000000" w:themeColor="text1"/>
-        </w:rPr>
-      </w:pPr>
-      <w:r>
-        <w:rPr>
-          <w:b/>
-          <w:bCs/>
-          <w:color w:val="000000" w:themeColor="text1"/>
-        </w:rPr>
-        <w:t>Автоматическое обнаружение узлов</w:t>
-      </w:r>
-      <w:r>
-        <w:rPr>
-          <w:color w:val="000000" w:themeColor="text1"/>
-        </w:rPr>
-        <w:t xml:space="preserve">: через локальную сеть (например, с использованием </w:t>
-      </w:r>
-      <w:proofErr w:type="spellStart"/>
-      <w:r>
-        <w:rPr>
-          <w:color w:val="000000" w:themeColor="text1"/>
-        </w:rPr>
-        <w:t>WebRTC</w:t>
-      </w:r>
-      <w:proofErr w:type="spellEnd"/>
-      <w:r>
-        <w:rPr>
-          <w:color w:val="000000" w:themeColor="text1"/>
-        </w:rPr>
-        <w:t xml:space="preserve"> </w:t>
-      </w:r>
-      <w:proofErr w:type="spellStart"/>
-      <w:r>
-        <w:rPr>
-          <w:color w:val="000000" w:themeColor="text1"/>
-        </w:rPr>
-        <w:t>DataChannels</w:t>
-      </w:r>
-      <w:proofErr w:type="spellEnd"/>
-      <w:r>
-        <w:rPr>
-          <w:color w:val="000000" w:themeColor="text1"/>
-        </w:rPr>
-        <w:t>).</w:t>
-      </w:r>
-    </w:p>
-    <w:p>
-      <w:pPr>
-        <w:pStyle w:val="a3"/>
-        <w:ind w:left="166" w:right="876"/>
-        <w:jc w:val="both"/>
-        <w:rPr>
-          <w:color w:val="000000" w:themeColor="text1"/>
-        </w:rPr>
-      </w:pPr>
-    </w:p>
-    <w:p>
-      <w:pPr>
-        <w:pStyle w:val="a3"/>
-        <w:ind w:left="166" w:right="876"/>
-        <w:jc w:val="both"/>
-        <w:rPr>
-          <w:color w:val="000000" w:themeColor="text1"/>
-        </w:rPr>
-      </w:pPr>
-    </w:p>
-    <w:p>
-      <w:pPr>
-        <w:pStyle w:val="a3"/>
-        <w:ind w:left="166" w:right="876"/>
-        <w:jc w:val="both"/>
-        <w:rPr>
-          <w:color w:val="000000" w:themeColor="text1"/>
-        </w:rPr>
-      </w:pPr>
-    </w:p>
-    <w:p>
-      <w:pPr>
-        <w:pStyle w:val="a3"/>
-        <w:ind w:left="166" w:right="876"/>
-        <w:jc w:val="both"/>
-        <w:rPr>
-          <w:color w:val="000000" w:themeColor="text1"/>
-        </w:rPr>
-      </w:pPr>
-    </w:p>
-    <w:p>
-      <w:pPr>
-        <w:pStyle w:val="a3"/>
-        <w:ind w:left="166" w:right="876"/>
-        <w:jc w:val="both"/>
-        <w:rPr>
-          <w:color w:val="000000" w:themeColor="text1"/>
-        </w:rPr>
-      </w:pPr>
-    </w:p>
-    <w:p>
-      <w:pPr>
-        <w:pStyle w:val="a3"/>
-        <w:ind w:left="166" w:right="876"/>
-        <w:jc w:val="both"/>
-        <w:rPr>
-          <w:color w:val="000000" w:themeColor="text1"/>
-        </w:rPr>
-      </w:pPr>
-    </w:p>
-    <w:p>
-      <w:pPr>
-        <w:pStyle w:val="a3"/>
-        <w:ind w:left="166" w:right="876"/>
-        <w:jc w:val="both"/>
-        <w:rPr>
-          <w:color w:val="000000" w:themeColor="text1"/>
-        </w:rPr>
-      </w:pPr>
-    </w:p>
-    <w:p>
-      <w:pPr>
-        <w:pStyle w:val="a3"/>
-        <w:ind w:left="166" w:right="876"/>
-        <w:jc w:val="both"/>
-        <w:rPr>
-          <w:color w:val="000000" w:themeColor="text1"/>
-        </w:rPr>
-      </w:pPr>
-    </w:p>
-    <w:p>
-      <w:pPr>
-        <w:pStyle w:val="a3"/>
-        <w:ind w:left="166" w:right="876"/>
-        <w:jc w:val="both"/>
-        <w:rPr>
-          <w:color w:val="000000" w:themeColor="text1"/>
-        </w:rPr>
-      </w:pPr>
-    </w:p>
-    <w:p>
-      <w:pPr>
-        <w:pStyle w:val="a3"/>
-        <w:ind w:left="166" w:right="876"/>
-        <w:jc w:val="both"/>
-        <w:rPr>
-          <w:color w:val="000000" w:themeColor="text1"/>
-        </w:rPr>
-      </w:pPr>
-    </w:p>
-    <w:p>
-      <w:pPr>
-        <w:pStyle w:val="a3"/>
-        <w:ind w:left="166" w:right="876"/>
-        <w:jc w:val="both"/>
-        <w:rPr>
-          <w:color w:val="000000" w:themeColor="text1"/>
-        </w:rPr>
-      </w:pPr>
-    </w:p>
-    <w:p>
-      <w:pPr>
-        <w:pStyle w:val="a3"/>
-        <w:ind w:left="166" w:right="876"/>
-        <w:jc w:val="both"/>
-        <w:rPr>
-          <w:color w:val="000000" w:themeColor="text1"/>
-        </w:rPr>
-      </w:pPr>
-    </w:p>
-    <w:p>
-      <w:pPr>
-        <w:pStyle w:val="1"/>
+          <w:color w:val="000000" w:themeColor="text1"/>
+        </w:rPr>
+        <w:t>Проект соответствует заявленной цели и может служить основой для дипломной работы.</w:t>
+      </w:r>
+    </w:p>
+    <w:p>
+      <w:pPr>
+        <w:pStyle w:val="a3"/>
+        <w:ind w:left="166" w:right="876"/>
         <w:jc w:val="center"/>
         <w:rPr>
-          <w:b w:val="0"/>
-          <w:bCs w:val="0"/>
-          <w:color w:val="000000" w:themeColor="text1"/>
-          <w:sz w:val="32"/>
-          <w:szCs w:val="32"/>
-        </w:rPr>
-      </w:pPr>
-      <w:bookmarkStart w:id="9" w:name="_Toc219147411"/>
-      <w:r>
-        <w:rPr>
-          <w:b w:val="0"/>
-          <w:bCs w:val="0"/>
-          <w:color w:val="000000" w:themeColor="text1"/>
-          <w:sz w:val="32"/>
-          <w:szCs w:val="32"/>
-        </w:rPr>
-        <w:t xml:space="preserve">Глава </w:t>
-      </w:r>
-      <w:r>
-        <w:rPr>
-          <w:b w:val="0"/>
-          <w:bCs w:val="0"/>
-          <w:color w:val="000000" w:themeColor="text1"/>
-          <w:sz w:val="32"/>
-          <w:szCs w:val="32"/>
-        </w:rPr>
-        <w:t>3. Реализация</w:t>
-      </w:r>
-      <w:bookmarkEnd w:id="9"/>
-    </w:p>
-    <w:p>
-      <w:pPr>
-        <w:pStyle w:val="2"/>
-        <w:rPr>
-          <w:rFonts w:cs="Times New Roman"/>
-          <w:b/>
-          <w:bCs/>
-          <w:szCs w:val="28"/>
-        </w:rPr>
-      </w:pPr>
-      <w:bookmarkStart w:id="10" w:name="_Toc219147412"/>
-      <w:r>
-        <w:rPr>
-          <w:rFonts w:cs="Times New Roman"/>
-          <w:b/>
-          <w:bCs/>
-          <w:szCs w:val="28"/>
-        </w:rPr>
-        <w:t>3.1. Выбор технологий</w:t>
-      </w:r>
-      <w:bookmarkEnd w:id="10"/>
-    </w:p>
-    <w:p>
-      <w:pPr>
-        <w:pStyle w:val="a3"/>
-        <w:ind w:left="166" w:right="876"/>
-        <w:jc w:val="both"/>
-        <w:rPr>
-          <w:color w:val="000000" w:themeColor="text1"/>
-        </w:rPr>
-      </w:pPr>
-      <w:r>
-        <w:rPr>
-          <w:color w:val="000000" w:themeColor="text1"/>
-        </w:rPr>
-        <w:t>Для реализации был выбран стек, обеспечивающий максимальную совместимость и автономность:</w:t>
-      </w:r>
-    </w:p>
-    <w:p>
-      <w:pPr>
-        <w:pStyle w:val="a3"/>
-        <w:numPr>
-          <w:ilvl w:val="0"/>
-          <w:numId w:val="23"/>
-        </w:numPr>
-        <w:ind w:right="876"/>
-        <w:jc w:val="both"/>
-        <w:rPr>
-          <w:color w:val="000000" w:themeColor="text1"/>
-        </w:rPr>
-      </w:pPr>
-      <w:proofErr w:type="spellStart"/>
-      <w:r>
-        <w:rPr>
-          <w:b/>
-          <w:bCs/>
-          <w:color w:val="000000" w:themeColor="text1"/>
-        </w:rPr>
-        <w:t>Frontend</w:t>
-      </w:r>
-      <w:proofErr w:type="spellEnd"/>
-      <w:r>
-        <w:rPr>
-          <w:color w:val="000000" w:themeColor="text1"/>
-        </w:rPr>
-        <w:t xml:space="preserve">: </w:t>
-      </w:r>
-      <w:proofErr w:type="spellStart"/>
-      <w:r>
-        <w:rPr>
-          <w:color w:val="000000" w:themeColor="text1"/>
-        </w:rPr>
-        <w:t>TypeScript</w:t>
-      </w:r>
-      <w:proofErr w:type="spellEnd"/>
-      <w:r>
-        <w:rPr>
-          <w:color w:val="000000" w:themeColor="text1"/>
-        </w:rPr>
-        <w:t xml:space="preserve"> + </w:t>
-      </w:r>
-      <w:proofErr w:type="spellStart"/>
-      <w:r>
-        <w:rPr>
-          <w:color w:val="000000" w:themeColor="text1"/>
-        </w:rPr>
-        <w:t>React</w:t>
-      </w:r>
-      <w:proofErr w:type="spellEnd"/>
-      <w:r>
-        <w:rPr>
-          <w:color w:val="000000" w:themeColor="text1"/>
-        </w:rPr>
-        <w:t xml:space="preserve"> (с компонентами в папке </w:t>
-      </w:r>
-      <w:proofErr w:type="spellStart"/>
-      <w:r>
-        <w:rPr>
-          <w:color w:val="000000" w:themeColor="text1"/>
-        </w:rPr>
-        <w:t>components</w:t>
-      </w:r>
-      <w:proofErr w:type="spellEnd"/>
-      <w:r>
-        <w:rPr>
-          <w:color w:val="000000" w:themeColor="text1"/>
-        </w:rPr>
-        <w:t>), CSS с минималистичным дизайном;</w:t>
-      </w:r>
-    </w:p>
-    <w:p>
-      <w:pPr>
-        <w:pStyle w:val="a3"/>
-        <w:numPr>
-          <w:ilvl w:val="0"/>
-          <w:numId w:val="23"/>
-        </w:numPr>
-        <w:ind w:right="876"/>
-        <w:jc w:val="both"/>
-        <w:rPr>
-          <w:color w:val="000000" w:themeColor="text1"/>
-        </w:rPr>
-      </w:pPr>
-      <w:r>
-        <w:rPr>
-          <w:b/>
-          <w:bCs/>
-          <w:color w:val="000000" w:themeColor="text1"/>
-        </w:rPr>
-        <w:t>Шифрование</w:t>
-      </w:r>
-      <w:r>
-        <w:rPr>
-          <w:color w:val="000000" w:themeColor="text1"/>
-        </w:rPr>
-        <w:t xml:space="preserve">: Web </w:t>
-      </w:r>
-      <w:proofErr w:type="spellStart"/>
-      <w:r>
-        <w:rPr>
-          <w:color w:val="000000" w:themeColor="text1"/>
-        </w:rPr>
-        <w:t>Crypto</w:t>
-      </w:r>
-      <w:proofErr w:type="spellEnd"/>
-      <w:r>
-        <w:rPr>
-          <w:color w:val="000000" w:themeColor="text1"/>
-        </w:rPr>
-        <w:t xml:space="preserve"> API (встроенный в браузер, не требует сторонних библиотек);</w:t>
-      </w:r>
-    </w:p>
-    <w:p>
-      <w:pPr>
-        <w:pStyle w:val="a3"/>
-        <w:numPr>
-          <w:ilvl w:val="0"/>
-          <w:numId w:val="23"/>
-        </w:numPr>
-        <w:ind w:right="876"/>
-        <w:jc w:val="both"/>
-        <w:rPr>
-          <w:color w:val="000000" w:themeColor="text1"/>
-        </w:rPr>
-      </w:pPr>
-      <w:r>
-        <w:rPr>
-          <w:b/>
-          <w:bCs/>
-          <w:color w:val="000000" w:themeColor="text1"/>
-        </w:rPr>
-        <w:t>Сетевое взаимодействие</w:t>
-      </w:r>
-      <w:r>
-        <w:rPr>
-          <w:color w:val="000000" w:themeColor="text1"/>
-        </w:rPr>
-        <w:t xml:space="preserve">: </w:t>
-      </w:r>
-      <w:proofErr w:type="spellStart"/>
-      <w:r>
-        <w:rPr>
-          <w:color w:val="000000" w:themeColor="text1"/>
-        </w:rPr>
-        <w:t>WebRTC</w:t>
-      </w:r>
-      <w:proofErr w:type="spellEnd"/>
-      <w:r>
-        <w:rPr>
-          <w:color w:val="000000" w:themeColor="text1"/>
-        </w:rPr>
-        <w:t xml:space="preserve"> </w:t>
-      </w:r>
-      <w:proofErr w:type="spellStart"/>
-      <w:r>
-        <w:rPr>
-          <w:color w:val="000000" w:themeColor="text1"/>
-        </w:rPr>
-        <w:t>DataChannels</w:t>
-      </w:r>
-      <w:proofErr w:type="spellEnd"/>
-      <w:r>
-        <w:rPr>
-          <w:color w:val="000000" w:themeColor="text1"/>
-        </w:rPr>
-        <w:t xml:space="preserve"> для </w:t>
-      </w:r>
-      <w:proofErr w:type="spellStart"/>
-      <w:r>
-        <w:rPr>
-          <w:color w:val="000000" w:themeColor="text1"/>
-        </w:rPr>
-        <w:t>peer-to-peer</w:t>
-      </w:r>
-      <w:proofErr w:type="spellEnd"/>
-      <w:r>
-        <w:rPr>
-          <w:color w:val="000000" w:themeColor="text1"/>
-        </w:rPr>
-        <w:t xml:space="preserve"> обмена;</w:t>
-      </w:r>
-    </w:p>
-    <w:p>
-      <w:pPr>
-        <w:pStyle w:val="a3"/>
-        <w:numPr>
-          <w:ilvl w:val="0"/>
-          <w:numId w:val="23"/>
-        </w:numPr>
-        <w:ind w:right="876"/>
-        <w:jc w:val="both"/>
-        <w:rPr>
-          <w:color w:val="000000" w:themeColor="text1"/>
-          <w:lang w:val="en-US"/>
-        </w:rPr>
-      </w:pPr>
-      <w:r>
-        <w:rPr>
-          <w:b/>
-          <w:bCs/>
-          <w:color w:val="000000" w:themeColor="text1"/>
-          <w:lang w:val="en-US"/>
-        </w:rPr>
-        <w:t>PWA</w:t>
-      </w:r>
-      <w:r>
-        <w:rPr>
-          <w:color w:val="000000" w:themeColor="text1"/>
-          <w:lang w:val="en-US"/>
-        </w:rPr>
-        <w:t xml:space="preserve">: service worker + </w:t>
-      </w:r>
-      <w:proofErr w:type="spellStart"/>
-      <w:proofErr w:type="gramStart"/>
-      <w:r>
-        <w:rPr>
-          <w:color w:val="000000" w:themeColor="text1"/>
-          <w:lang w:val="en-US"/>
-        </w:rPr>
-        <w:t>manifest.json</w:t>
-      </w:r>
-      <w:proofErr w:type="spellEnd"/>
-      <w:proofErr w:type="gramEnd"/>
-      <w:r>
-        <w:rPr>
-          <w:color w:val="000000" w:themeColor="text1"/>
-          <w:lang w:val="en-US"/>
-        </w:rPr>
-        <w:t>;</w:t>
-      </w:r>
-    </w:p>
-    <w:p>
-      <w:pPr>
-        <w:pStyle w:val="a3"/>
-        <w:numPr>
-          <w:ilvl w:val="0"/>
-          <w:numId w:val="23"/>
-        </w:numPr>
-        <w:ind w:right="876"/>
-        <w:jc w:val="both"/>
-        <w:rPr>
-          <w:color w:val="000000" w:themeColor="text1"/>
-        </w:rPr>
-      </w:pPr>
-      <w:r>
-        <w:rPr>
-          <w:b/>
-          <w:bCs/>
-          <w:color w:val="000000" w:themeColor="text1"/>
-        </w:rPr>
-        <w:t>Хранение</w:t>
-      </w:r>
-      <w:r>
-        <w:rPr>
-          <w:color w:val="000000" w:themeColor="text1"/>
-        </w:rPr>
-        <w:t xml:space="preserve">: </w:t>
-      </w:r>
-      <w:proofErr w:type="spellStart"/>
-      <w:r>
-        <w:rPr>
-          <w:color w:val="000000" w:themeColor="text1"/>
-        </w:rPr>
-        <w:t>IndexedDB</w:t>
-      </w:r>
-      <w:proofErr w:type="spellEnd"/>
-      <w:r>
-        <w:rPr>
-          <w:color w:val="000000" w:themeColor="text1"/>
-        </w:rPr>
-        <w:t xml:space="preserve"> для кэширования контактов и истории.</w:t>
-      </w:r>
-    </w:p>
-    <w:p>
-      <w:pPr>
-        <w:pStyle w:val="a3"/>
-        <w:ind w:left="166" w:right="876"/>
-        <w:jc w:val="both"/>
-        <w:rPr>
-          <w:color w:val="000000" w:themeColor="text1"/>
-        </w:rPr>
-      </w:pPr>
-      <w:r>
-        <w:rPr>
-          <w:color w:val="000000" w:themeColor="text1"/>
-        </w:rPr>
-        <w:t xml:space="preserve">Выбор обоснован: </w:t>
-      </w:r>
-      <w:proofErr w:type="spellStart"/>
-      <w:r>
-        <w:rPr>
-          <w:color w:val="000000" w:themeColor="text1"/>
-        </w:rPr>
-        <w:t>WebRTC</w:t>
-      </w:r>
-      <w:proofErr w:type="spellEnd"/>
-      <w:r>
-        <w:rPr>
-          <w:color w:val="000000" w:themeColor="text1"/>
-        </w:rPr>
-        <w:t xml:space="preserve"> позволяет устанавливать прямые соединения в локальной сети без сервера, а Web </w:t>
-      </w:r>
-      <w:proofErr w:type="spellStart"/>
-      <w:r>
-        <w:rPr>
-          <w:color w:val="000000" w:themeColor="text1"/>
-        </w:rPr>
-        <w:t>Crypto</w:t>
-      </w:r>
-      <w:proofErr w:type="spellEnd"/>
-      <w:r>
-        <w:rPr>
-          <w:color w:val="000000" w:themeColor="text1"/>
-        </w:rPr>
-        <w:t xml:space="preserve"> API обеспечивает безопасное шифрование без внешних зависимостей.</w:t>
-      </w:r>
-    </w:p>
-    <w:p>
-      <w:pPr>
-        <w:pStyle w:val="2"/>
-        <w:rPr>
-          <w:rFonts w:cs="Times New Roman"/>
-          <w:b/>
-          <w:bCs/>
-          <w:szCs w:val="28"/>
-        </w:rPr>
-      </w:pPr>
-      <w:bookmarkStart w:id="11" w:name="_Toc219147413"/>
-      <w:r>
-        <w:rPr>
-          <w:rFonts w:cs="Times New Roman"/>
-          <w:b/>
-          <w:bCs/>
-          <w:szCs w:val="28"/>
-        </w:rPr>
-        <w:t xml:space="preserve">3.2. Архитектура </w:t>
-      </w:r>
-      <w:proofErr w:type="spellStart"/>
-      <w:r>
-        <w:rPr>
-          <w:rFonts w:cs="Times New Roman"/>
-          <w:b/>
-          <w:bCs/>
-          <w:szCs w:val="28"/>
-        </w:rPr>
-        <w:t>mesh</w:t>
-      </w:r>
-      <w:proofErr w:type="spellEnd"/>
-      <w:r>
-        <w:rPr>
-          <w:rFonts w:cs="Times New Roman"/>
-          <w:b/>
-          <w:bCs/>
-          <w:szCs w:val="28"/>
-        </w:rPr>
-        <w:t>-сети и механизм ретрансляции</w:t>
-      </w:r>
-      <w:bookmarkEnd w:id="11"/>
-    </w:p>
-    <w:p>
-      <w:pPr>
-        <w:pStyle w:val="a3"/>
-        <w:ind w:left="166" w:right="876"/>
-        <w:jc w:val="both"/>
-        <w:rPr>
-          <w:color w:val="000000" w:themeColor="text1"/>
-        </w:rPr>
-      </w:pPr>
-      <w:r>
-        <w:rPr>
-          <w:color w:val="000000" w:themeColor="text1"/>
-        </w:rPr>
-        <w:t xml:space="preserve">Каждое устройство генерирует уникальный идентификатор при первом запуске (например, UUIDv4). При обнаружении соседей (через сигнальный сервер в локальной сети или </w:t>
-      </w:r>
-      <w:proofErr w:type="spellStart"/>
-      <w:r>
-        <w:rPr>
-          <w:color w:val="000000" w:themeColor="text1"/>
-        </w:rPr>
-        <w:t>mDNS</w:t>
-      </w:r>
-      <w:proofErr w:type="spellEnd"/>
-      <w:r>
-        <w:rPr>
-          <w:color w:val="000000" w:themeColor="text1"/>
-        </w:rPr>
-        <w:t>) формируется список активных узлов.</w:t>
-      </w:r>
-    </w:p>
-    <w:p>
-      <w:pPr>
-        <w:pStyle w:val="a3"/>
-        <w:ind w:left="166" w:right="876"/>
-        <w:jc w:val="both"/>
-        <w:rPr>
-          <w:color w:val="000000" w:themeColor="text1"/>
-        </w:rPr>
-      </w:pPr>
-      <w:r>
-        <w:rPr>
-          <w:color w:val="000000" w:themeColor="text1"/>
-        </w:rPr>
-        <w:t>Каждое исходящее сообщение содержит:</w:t>
-      </w:r>
-    </w:p>
-    <w:p>
-      <w:pPr>
-        <w:pStyle w:val="a3"/>
-        <w:numPr>
-          <w:ilvl w:val="0"/>
-          <w:numId w:val="24"/>
-        </w:numPr>
-        <w:ind w:right="876"/>
-        <w:jc w:val="both"/>
-        <w:rPr>
-          <w:color w:val="000000" w:themeColor="text1"/>
-        </w:rPr>
-      </w:pPr>
-      <w:proofErr w:type="spellStart"/>
-      <w:r>
-        <w:rPr>
-          <w:color w:val="000000" w:themeColor="text1"/>
-        </w:rPr>
-        <w:t>to</w:t>
-      </w:r>
-      <w:proofErr w:type="spellEnd"/>
-      <w:r>
-        <w:rPr>
-          <w:color w:val="000000" w:themeColor="text1"/>
-        </w:rPr>
-        <w:t>: ID получателя;</w:t>
-      </w:r>
-    </w:p>
-    <w:p>
-      <w:pPr>
-        <w:pStyle w:val="a3"/>
-        <w:numPr>
-          <w:ilvl w:val="0"/>
-          <w:numId w:val="24"/>
-        </w:numPr>
-        <w:ind w:right="876"/>
-        <w:jc w:val="both"/>
-        <w:rPr>
-          <w:color w:val="000000" w:themeColor="text1"/>
-        </w:rPr>
-      </w:pPr>
-      <w:proofErr w:type="spellStart"/>
-      <w:r>
-        <w:rPr>
-          <w:color w:val="000000" w:themeColor="text1"/>
-        </w:rPr>
-        <w:t>from</w:t>
-      </w:r>
-      <w:proofErr w:type="spellEnd"/>
-      <w:r>
-        <w:rPr>
-          <w:color w:val="000000" w:themeColor="text1"/>
-        </w:rPr>
-        <w:t>: ID отправителя;</w:t>
-      </w:r>
-    </w:p>
-    <w:p>
-      <w:pPr>
-        <w:pStyle w:val="a3"/>
-        <w:numPr>
-          <w:ilvl w:val="0"/>
-          <w:numId w:val="24"/>
-        </w:numPr>
-        <w:ind w:right="876"/>
-        <w:jc w:val="both"/>
-        <w:rPr>
-          <w:color w:val="000000" w:themeColor="text1"/>
-        </w:rPr>
-      </w:pPr>
-      <w:proofErr w:type="spellStart"/>
-      <w:r>
-        <w:rPr>
-          <w:color w:val="000000" w:themeColor="text1"/>
-        </w:rPr>
-        <w:t>payload</w:t>
-      </w:r>
-      <w:proofErr w:type="spellEnd"/>
-      <w:r>
-        <w:rPr>
-          <w:color w:val="000000" w:themeColor="text1"/>
-        </w:rPr>
-        <w:t>: зашифрованное тело;</w:t>
-      </w:r>
-    </w:p>
-    <w:p>
-      <w:pPr>
-        <w:pStyle w:val="a3"/>
-        <w:numPr>
-          <w:ilvl w:val="0"/>
-          <w:numId w:val="24"/>
-        </w:numPr>
-        <w:ind w:right="876"/>
-        <w:jc w:val="both"/>
-        <w:rPr>
-          <w:color w:val="000000" w:themeColor="text1"/>
-        </w:rPr>
-      </w:pPr>
-      <w:proofErr w:type="spellStart"/>
-      <w:r>
-        <w:rPr>
-          <w:color w:val="000000" w:themeColor="text1"/>
-        </w:rPr>
-        <w:t>signature</w:t>
-      </w:r>
-      <w:proofErr w:type="spellEnd"/>
-      <w:r>
-        <w:rPr>
-          <w:color w:val="000000" w:themeColor="text1"/>
-        </w:rPr>
-        <w:t>: подпись на основе закрытого ключа;</w:t>
-      </w:r>
-    </w:p>
-    <w:p>
-      <w:pPr>
-        <w:pStyle w:val="a3"/>
-        <w:numPr>
-          <w:ilvl w:val="0"/>
-          <w:numId w:val="24"/>
-        </w:numPr>
-        <w:ind w:right="876"/>
-        <w:jc w:val="both"/>
-        <w:rPr>
-          <w:color w:val="000000" w:themeColor="text1"/>
-        </w:rPr>
-      </w:pPr>
-      <w:proofErr w:type="spellStart"/>
-      <w:r>
-        <w:rPr>
-          <w:color w:val="000000" w:themeColor="text1"/>
-          <w:lang w:val="en-US"/>
-        </w:rPr>
-        <w:t>ttl</w:t>
-      </w:r>
-      <w:proofErr w:type="spellEnd"/>
-      <w:r>
-        <w:rPr>
-          <w:color w:val="000000" w:themeColor="text1"/>
-          <w:lang w:val="en-US"/>
-        </w:rPr>
-        <w:t>: Time-To-Live (</w:t>
-      </w:r>
-      <w:r>
-        <w:rPr>
-          <w:color w:val="000000" w:themeColor="text1"/>
-        </w:rPr>
-        <w:t>по</w:t>
-      </w:r>
-      <w:r>
-        <w:rPr>
-          <w:color w:val="000000" w:themeColor="text1"/>
-          <w:lang w:val="en-US"/>
-        </w:rPr>
-        <w:t xml:space="preserve"> </w:t>
-      </w:r>
-      <w:r>
-        <w:rPr>
-          <w:color w:val="000000" w:themeColor="text1"/>
-        </w:rPr>
-        <w:t>умолчанию</w:t>
-      </w:r>
-      <w:r>
-        <w:rPr>
-          <w:color w:val="000000" w:themeColor="text1"/>
-          <w:lang w:val="en-US"/>
-        </w:rPr>
-        <w:t xml:space="preserve"> </w:t>
-      </w:r>
-      <w:r>
-        <w:rPr>
-          <w:color w:val="000000" w:themeColor="text1"/>
-        </w:rPr>
-        <w:t>5);</w:t>
-      </w:r>
-    </w:p>
-    <w:p>
-      <w:pPr>
-        <w:pStyle w:val="a3"/>
-        <w:numPr>
-          <w:ilvl w:val="0"/>
-          <w:numId w:val="24"/>
-        </w:numPr>
-        <w:ind w:right="876"/>
-        <w:jc w:val="both"/>
-        <w:rPr>
-          <w:color w:val="000000" w:themeColor="text1"/>
-        </w:rPr>
-      </w:pPr>
-      <w:proofErr w:type="spellStart"/>
-      <w:r>
-        <w:rPr>
-          <w:color w:val="000000" w:themeColor="text1"/>
-        </w:rPr>
-        <w:t>messageId</w:t>
-      </w:r>
-      <w:proofErr w:type="spellEnd"/>
-      <w:r>
-        <w:rPr>
-          <w:color w:val="000000" w:themeColor="text1"/>
-        </w:rPr>
-        <w:t xml:space="preserve">: уникальный </w:t>
-      </w:r>
-      <w:proofErr w:type="spellStart"/>
-      <w:r>
-        <w:rPr>
-          <w:color w:val="000000" w:themeColor="text1"/>
-        </w:rPr>
-        <w:t>хеш</w:t>
-      </w:r>
-      <w:proofErr w:type="spellEnd"/>
-      <w:r>
-        <w:rPr>
-          <w:color w:val="000000" w:themeColor="text1"/>
-        </w:rPr>
-        <w:t xml:space="preserve"> сообщения (для </w:t>
-      </w:r>
-      <w:proofErr w:type="spellStart"/>
-      <w:r>
-        <w:rPr>
-          <w:color w:val="000000" w:themeColor="text1"/>
-        </w:rPr>
-        <w:t>дедупликации</w:t>
-      </w:r>
-      <w:proofErr w:type="spellEnd"/>
-      <w:r>
-        <w:rPr>
-          <w:color w:val="000000" w:themeColor="text1"/>
-        </w:rPr>
-        <w:t>).</w:t>
-      </w:r>
-    </w:p>
-    <w:p>
-      <w:pPr>
-        <w:pStyle w:val="a3"/>
-        <w:ind w:left="166" w:right="876"/>
-        <w:jc w:val="both"/>
-        <w:rPr>
-          <w:color w:val="000000" w:themeColor="text1"/>
-        </w:rPr>
-      </w:pPr>
-      <w:r>
-        <w:rPr>
-          <w:b/>
-          <w:bCs/>
-          <w:color w:val="000000" w:themeColor="text1"/>
-        </w:rPr>
-        <w:t>Алгоритм ретрансляции</w:t>
-      </w:r>
-      <w:r>
-        <w:rPr>
-          <w:color w:val="000000" w:themeColor="text1"/>
-        </w:rPr>
-        <w:t>:</w:t>
-      </w:r>
-    </w:p>
-    <w:p>
-      <w:pPr>
-        <w:pStyle w:val="a3"/>
-        <w:numPr>
-          <w:ilvl w:val="0"/>
-          <w:numId w:val="25"/>
-        </w:numPr>
-        <w:ind w:right="876"/>
-        <w:jc w:val="both"/>
-        <w:rPr>
-          <w:color w:val="000000" w:themeColor="text1"/>
-        </w:rPr>
-      </w:pPr>
-      <w:r>
-        <w:rPr>
-          <w:color w:val="000000" w:themeColor="text1"/>
-        </w:rPr>
-        <w:t>Устройство получает сообщение.</w:t>
-      </w:r>
-    </w:p>
-    <w:p>
-      <w:pPr>
-        <w:pStyle w:val="a3"/>
-        <w:numPr>
-          <w:ilvl w:val="0"/>
-          <w:numId w:val="25"/>
-        </w:numPr>
-        <w:ind w:right="876"/>
-        <w:jc w:val="both"/>
-        <w:rPr>
-          <w:color w:val="000000" w:themeColor="text1"/>
-        </w:rPr>
-      </w:pPr>
-      <w:r>
-        <w:rPr>
-          <w:color w:val="000000" w:themeColor="text1"/>
-        </w:rPr>
-        <w:t xml:space="preserve">Если </w:t>
-      </w:r>
-      <w:proofErr w:type="spellStart"/>
-      <w:r>
-        <w:rPr>
-          <w:color w:val="000000" w:themeColor="text1"/>
-        </w:rPr>
-        <w:t>to</w:t>
-      </w:r>
-      <w:proofErr w:type="spellEnd"/>
-      <w:r>
-        <w:rPr>
-          <w:color w:val="000000" w:themeColor="text1"/>
-        </w:rPr>
-        <w:t xml:space="preserve"> совпадает с его ID — расшифровывает и отображает.</w:t>
-      </w:r>
-    </w:p>
-    <w:p>
-      <w:pPr>
-        <w:pStyle w:val="a3"/>
-        <w:numPr>
-          <w:ilvl w:val="0"/>
-          <w:numId w:val="25"/>
-        </w:numPr>
-        <w:ind w:right="876"/>
-        <w:jc w:val="both"/>
-        <w:rPr>
-          <w:color w:val="000000" w:themeColor="text1"/>
-        </w:rPr>
-      </w:pPr>
-      <w:r>
-        <w:rPr>
-          <w:color w:val="000000" w:themeColor="text1"/>
-        </w:rPr>
-        <w:t>Иначе:</w:t>
-      </w:r>
-      <w:r>
-        <w:rPr>
-          <w:color w:val="000000" w:themeColor="text1"/>
-        </w:rPr>
-        <w:br/>
-        <w:t>&amp;</w:t>
-      </w:r>
-      <w:proofErr w:type="spellStart"/>
-      <w:proofErr w:type="gramStart"/>
-      <w:r>
-        <w:rPr>
-          <w:color w:val="000000" w:themeColor="text1"/>
-        </w:rPr>
-        <w:t>nbsp</w:t>
-      </w:r>
-      <w:proofErr w:type="spellEnd"/>
-      <w:r>
-        <w:rPr>
-          <w:color w:val="000000" w:themeColor="text1"/>
-        </w:rPr>
-        <w:t>;&amp;</w:t>
-      </w:r>
-      <w:proofErr w:type="spellStart"/>
-      <w:proofErr w:type="gramEnd"/>
-      <w:r>
-        <w:rPr>
-          <w:color w:val="000000" w:themeColor="text1"/>
-        </w:rPr>
-        <w:t>nbsp</w:t>
-      </w:r>
-      <w:proofErr w:type="spellEnd"/>
-      <w:r>
-        <w:rPr>
-          <w:color w:val="000000" w:themeColor="text1"/>
-        </w:rPr>
-        <w:t xml:space="preserve">;- проверяет, не получало ли это сообщение ранее (по </w:t>
-      </w:r>
-      <w:proofErr w:type="spellStart"/>
-      <w:r>
-        <w:rPr>
-          <w:color w:val="000000" w:themeColor="text1"/>
-        </w:rPr>
-        <w:t>messageId</w:t>
-      </w:r>
-      <w:proofErr w:type="spellEnd"/>
-      <w:r>
-        <w:rPr>
-          <w:color w:val="000000" w:themeColor="text1"/>
-        </w:rPr>
-        <w:t>);</w:t>
-      </w:r>
-      <w:r>
-        <w:rPr>
-          <w:color w:val="000000" w:themeColor="text1"/>
-        </w:rPr>
-        <w:br/>
-        <w:t>&amp;</w:t>
-      </w:r>
-      <w:proofErr w:type="spellStart"/>
-      <w:r>
-        <w:rPr>
-          <w:color w:val="000000" w:themeColor="text1"/>
-        </w:rPr>
-        <w:t>nbsp</w:t>
-      </w:r>
-      <w:proofErr w:type="spellEnd"/>
-      <w:r>
-        <w:rPr>
-          <w:color w:val="000000" w:themeColor="text1"/>
-        </w:rPr>
-        <w:t>;&amp;</w:t>
-      </w:r>
-      <w:proofErr w:type="spellStart"/>
-      <w:r>
-        <w:rPr>
-          <w:color w:val="000000" w:themeColor="text1"/>
-        </w:rPr>
-        <w:t>nbsp</w:t>
-      </w:r>
-      <w:proofErr w:type="spellEnd"/>
-      <w:r>
-        <w:rPr>
-          <w:color w:val="000000" w:themeColor="text1"/>
-        </w:rPr>
-        <w:t xml:space="preserve">;- если </w:t>
-      </w:r>
-      <w:proofErr w:type="spellStart"/>
-      <w:r>
-        <w:rPr>
-          <w:color w:val="000000" w:themeColor="text1"/>
-        </w:rPr>
-        <w:t>ttl</w:t>
-      </w:r>
-      <w:proofErr w:type="spellEnd"/>
-      <w:r>
-        <w:rPr>
-          <w:color w:val="000000" w:themeColor="text1"/>
-        </w:rPr>
-        <w:t xml:space="preserve"> &gt; 0, уменьшает </w:t>
-      </w:r>
-      <w:proofErr w:type="spellStart"/>
-      <w:r>
-        <w:rPr>
-          <w:color w:val="000000" w:themeColor="text1"/>
-        </w:rPr>
-        <w:t>ttl</w:t>
-      </w:r>
-      <w:proofErr w:type="spellEnd"/>
-      <w:r>
-        <w:rPr>
-          <w:color w:val="000000" w:themeColor="text1"/>
-        </w:rPr>
-        <w:t xml:space="preserve"> на 1 и пересылает всем соседям;</w:t>
-      </w:r>
-      <w:r>
-        <w:rPr>
-          <w:color w:val="000000" w:themeColor="text1"/>
-        </w:rPr>
-        <w:br/>
-        <w:t>&amp;</w:t>
-      </w:r>
-      <w:proofErr w:type="spellStart"/>
-      <w:r>
-        <w:rPr>
-          <w:color w:val="000000" w:themeColor="text1"/>
-        </w:rPr>
-        <w:t>nbsp</w:t>
-      </w:r>
-      <w:proofErr w:type="spellEnd"/>
-      <w:r>
-        <w:rPr>
-          <w:color w:val="000000" w:themeColor="text1"/>
-        </w:rPr>
-        <w:t>;&amp;</w:t>
-      </w:r>
-      <w:proofErr w:type="spellStart"/>
-      <w:r>
-        <w:rPr>
-          <w:color w:val="000000" w:themeColor="text1"/>
-        </w:rPr>
-        <w:t>nbsp</w:t>
-      </w:r>
-      <w:proofErr w:type="spellEnd"/>
-      <w:r>
-        <w:rPr>
-          <w:color w:val="000000" w:themeColor="text1"/>
-        </w:rPr>
-        <w:t>;- иначе — игнорирует.</w:t>
-      </w:r>
-    </w:p>
-    <w:p>
-      <w:pPr>
-        <w:pStyle w:val="a3"/>
-        <w:ind w:left="166" w:right="876"/>
-        <w:jc w:val="both"/>
-        <w:rPr>
-          <w:color w:val="000000" w:themeColor="text1"/>
-        </w:rPr>
-      </w:pPr>
-      <w:r>
-        <w:rPr>
-          <w:color w:val="000000" w:themeColor="text1"/>
-        </w:rPr>
-        <w:t>Этот подход предотвращает бесконечную циркуляцию и обеспечивает доставку даже при отсутствии прямого соединения.</w:t>
-      </w:r>
-    </w:p>
-    <w:p>
-      <w:pPr>
-        <w:pStyle w:val="a3"/>
-        <w:ind w:left="166" w:right="876"/>
-        <w:jc w:val="both"/>
-        <w:rPr>
-          <w:b/>
-          <w:bCs/>
-          <w:color w:val="000000" w:themeColor="text1"/>
-        </w:rPr>
-      </w:pPr>
-      <w:r>
-        <w:rPr>
-          <w:b/>
-          <w:bCs/>
-          <w:color w:val="000000" w:themeColor="text1"/>
-        </w:rPr>
-        <w:t>3.3. Шифрование и управление ключами</w:t>
-      </w:r>
-    </w:p>
-    <w:p>
-      <w:pPr>
-        <w:pStyle w:val="a3"/>
-        <w:ind w:left="166" w:right="876"/>
-        <w:jc w:val="both"/>
-        <w:rPr>
-          <w:color w:val="000000" w:themeColor="text1"/>
-        </w:rPr>
-      </w:pPr>
-      <w:r>
-        <w:rPr>
-          <w:color w:val="000000" w:themeColor="text1"/>
-        </w:rPr>
-        <w:t xml:space="preserve">Для каждого контакта генерируется общий секрет с использованием протокола </w:t>
-      </w:r>
-      <w:proofErr w:type="spellStart"/>
-      <w:r>
-        <w:rPr>
-          <w:color w:val="000000" w:themeColor="text1"/>
-        </w:rPr>
-        <w:t>Diffie-Hellman</w:t>
-      </w:r>
-      <w:proofErr w:type="spellEnd"/>
-      <w:r>
-        <w:rPr>
-          <w:color w:val="000000" w:themeColor="text1"/>
-        </w:rPr>
-        <w:t xml:space="preserve"> (через ECDH на кривой P-256). Ключ используется для AES-GCM шифрования.</w:t>
-      </w:r>
-    </w:p>
-    <w:p>
-      <w:pPr>
-        <w:pStyle w:val="a3"/>
-        <w:ind w:left="166" w:right="876"/>
-        <w:jc w:val="both"/>
-        <w:rPr>
-          <w:color w:val="000000" w:themeColor="text1"/>
-        </w:rPr>
-      </w:pPr>
-      <w:r>
-        <w:rPr>
-          <w:color w:val="000000" w:themeColor="text1"/>
-        </w:rPr>
-        <w:t>Подпись создаётся с помощью ECDSA. Это позволяет:</w:t>
-      </w:r>
-    </w:p>
-    <w:p>
-      <w:pPr>
-        <w:pStyle w:val="a3"/>
-        <w:numPr>
-          <w:ilvl w:val="0"/>
-          <w:numId w:val="26"/>
-        </w:numPr>
-        <w:ind w:right="876"/>
-        <w:jc w:val="both"/>
+          <w:color w:val="000000" w:themeColor="text1"/>
+        </w:rPr>
+      </w:pPr>
+    </w:p>
+    <w:p>
+      <w:pPr>
+        <w:pStyle w:val="a3"/>
+        <w:ind w:left="166" w:right="876"/>
+        <w:jc w:val="center"/>
+        <w:rPr>
+          <w:color w:val="000000" w:themeColor="text1"/>
+        </w:rPr>
+      </w:pPr>
+    </w:p>
+    <w:p>
+      <w:pPr>
+        <w:pStyle w:val="a3"/>
+        <w:ind w:left="166" w:right="876"/>
+        <w:jc w:val="center"/>
+        <w:rPr>
+          <w:color w:val="000000" w:themeColor="text1"/>
+        </w:rPr>
+      </w:pPr>
+      <w:r>
+        <w:rPr>
+          <w:color w:val="000000" w:themeColor="text1"/>
+        </w:rPr>
+        <w:br w:type="page"/>
+      </w:r>
+    </w:p>
+    <w:p>
+      <w:pPr>
+        <w:pStyle w:val="a3"/>
+        <w:ind w:left="166" w:right="876"/>
+        <w:jc w:val="center"/>
         <w:rPr>
           <w:color w:val="000000" w:themeColor="text1"/>
         </w:rPr>
@@ -6252,428 +6477,8 @@
           <w:color w:val="000000" w:themeColor="text1"/>
         </w:rPr>
         <w:lastRenderedPageBreak/>
-        <w:t>гарантировать целостность сообщения;</w:t>
-      </w:r>
-    </w:p>
-    <w:p>
-      <w:pPr>
-        <w:pStyle w:val="a3"/>
-        <w:numPr>
-          <w:ilvl w:val="0"/>
-          <w:numId w:val="26"/>
-        </w:numPr>
-        <w:ind w:right="876"/>
-        <w:jc w:val="both"/>
-        <w:rPr>
-          <w:color w:val="000000" w:themeColor="text1"/>
-        </w:rPr>
-      </w:pPr>
-      <w:r>
-        <w:rPr>
-          <w:color w:val="000000" w:themeColor="text1"/>
-        </w:rPr>
-        <w:t>подтвердить личность отправителя;</w:t>
-      </w:r>
-    </w:p>
-    <w:p>
-      <w:pPr>
-        <w:pStyle w:val="a3"/>
-        <w:numPr>
-          <w:ilvl w:val="0"/>
-          <w:numId w:val="26"/>
-        </w:numPr>
-        <w:ind w:right="876"/>
-        <w:jc w:val="both"/>
-        <w:rPr>
-          <w:color w:val="000000" w:themeColor="text1"/>
-        </w:rPr>
-      </w:pPr>
-      <w:r>
-        <w:rPr>
-          <w:color w:val="000000" w:themeColor="text1"/>
-        </w:rPr>
-        <w:t>избежать подмены узлов (MITM).</w:t>
-      </w:r>
-    </w:p>
-    <w:p>
-      <w:pPr>
-        <w:pStyle w:val="a3"/>
-        <w:ind w:left="166" w:right="876"/>
-        <w:jc w:val="both"/>
-        <w:rPr>
-          <w:color w:val="000000" w:themeColor="text1"/>
-        </w:rPr>
-      </w:pPr>
-      <w:r>
-        <w:rPr>
-          <w:color w:val="000000" w:themeColor="text1"/>
-        </w:rPr>
-        <w:t xml:space="preserve">Ключи хранятся локально в </w:t>
-      </w:r>
-      <w:proofErr w:type="spellStart"/>
-      <w:r>
-        <w:rPr>
-          <w:color w:val="000000" w:themeColor="text1"/>
-        </w:rPr>
-        <w:t>IndexedDB</w:t>
-      </w:r>
-      <w:proofErr w:type="spellEnd"/>
-      <w:r>
-        <w:rPr>
-          <w:color w:val="000000" w:themeColor="text1"/>
-        </w:rPr>
-        <w:t xml:space="preserve"> и никогда не передаются в открытом виде.</w:t>
-      </w:r>
-    </w:p>
-    <w:p>
-      <w:pPr>
-        <w:pStyle w:val="2"/>
-        <w:rPr>
-          <w:rFonts w:cs="Times New Roman"/>
-          <w:b/>
-          <w:bCs/>
-          <w:szCs w:val="28"/>
-        </w:rPr>
-      </w:pPr>
-      <w:bookmarkStart w:id="12" w:name="_Toc219147414"/>
-      <w:r>
-        <w:rPr>
-          <w:rFonts w:cs="Times New Roman"/>
-          <w:b/>
-          <w:bCs/>
-          <w:szCs w:val="28"/>
-        </w:rPr>
-        <w:t>3.4. Интерфейс и PWA-поддержка</w:t>
-      </w:r>
-      <w:bookmarkEnd w:id="12"/>
-    </w:p>
-    <w:p>
-      <w:pPr>
-        <w:pStyle w:val="a3"/>
-        <w:ind w:left="166" w:right="876"/>
-        <w:jc w:val="both"/>
-        <w:rPr>
-          <w:color w:val="000000" w:themeColor="text1"/>
-        </w:rPr>
-      </w:pPr>
-      <w:r>
-        <w:rPr>
-          <w:color w:val="000000" w:themeColor="text1"/>
-        </w:rPr>
-        <w:t>Интерфейс реализован в соответствии с принципами минимализма:</w:t>
-      </w:r>
-    </w:p>
-    <w:p>
-      <w:pPr>
-        <w:pStyle w:val="a3"/>
-        <w:numPr>
-          <w:ilvl w:val="0"/>
-          <w:numId w:val="27"/>
-        </w:numPr>
-        <w:ind w:right="876"/>
-        <w:jc w:val="both"/>
-        <w:rPr>
-          <w:color w:val="000000" w:themeColor="text1"/>
-        </w:rPr>
-      </w:pPr>
-      <w:r>
-        <w:rPr>
-          <w:color w:val="000000" w:themeColor="text1"/>
-        </w:rPr>
-        <w:t>кнопки с закруглёнными углами и фиолетовой цветовой схемой;</w:t>
-      </w:r>
-    </w:p>
-    <w:p>
-      <w:pPr>
-        <w:pStyle w:val="a3"/>
-        <w:numPr>
-          <w:ilvl w:val="0"/>
-          <w:numId w:val="27"/>
-        </w:numPr>
-        <w:ind w:right="876"/>
-        <w:jc w:val="both"/>
-        <w:rPr>
-          <w:color w:val="000000" w:themeColor="text1"/>
-        </w:rPr>
-      </w:pPr>
-      <w:r>
-        <w:rPr>
-          <w:color w:val="000000" w:themeColor="text1"/>
-        </w:rPr>
-        <w:t>адаптивная верстка под мобильные устройства;</w:t>
-      </w:r>
-    </w:p>
-    <w:p>
-      <w:pPr>
-        <w:pStyle w:val="a3"/>
-        <w:numPr>
-          <w:ilvl w:val="0"/>
-          <w:numId w:val="27"/>
-        </w:numPr>
-        <w:ind w:right="876"/>
-        <w:jc w:val="both"/>
-        <w:rPr>
-          <w:color w:val="000000" w:themeColor="text1"/>
-        </w:rPr>
-      </w:pPr>
-      <w:r>
-        <w:rPr>
-          <w:color w:val="000000" w:themeColor="text1"/>
-        </w:rPr>
-        <w:t>отсутствие декоративных элементов («стикеров», анимаций).</w:t>
-      </w:r>
-    </w:p>
-    <w:p>
-      <w:pPr>
-        <w:pStyle w:val="a3"/>
-        <w:ind w:left="166" w:right="876"/>
-        <w:jc w:val="both"/>
-        <w:rPr>
-          <w:color w:val="000000" w:themeColor="text1"/>
-        </w:rPr>
-      </w:pPr>
-      <w:r>
-        <w:rPr>
-          <w:color w:val="000000" w:themeColor="text1"/>
-        </w:rPr>
-        <w:t>PWA-функциональность обеспечивается:</w:t>
-      </w:r>
-    </w:p>
-    <w:p>
-      <w:pPr>
-        <w:pStyle w:val="a3"/>
-        <w:numPr>
-          <w:ilvl w:val="0"/>
-          <w:numId w:val="28"/>
-        </w:numPr>
-        <w:ind w:right="876"/>
-        <w:jc w:val="both"/>
-        <w:rPr>
-          <w:color w:val="000000" w:themeColor="text1"/>
-        </w:rPr>
-      </w:pPr>
-      <w:proofErr w:type="spellStart"/>
-      <w:proofErr w:type="gramStart"/>
-      <w:r>
-        <w:rPr>
-          <w:color w:val="000000" w:themeColor="text1"/>
-        </w:rPr>
-        <w:t>manifest.json</w:t>
-      </w:r>
-      <w:proofErr w:type="spellEnd"/>
-      <w:proofErr w:type="gramEnd"/>
-      <w:r>
-        <w:rPr>
-          <w:color w:val="000000" w:themeColor="text1"/>
-        </w:rPr>
-        <w:t xml:space="preserve"> с указанием имени, иконок и режима отображения;</w:t>
-      </w:r>
-    </w:p>
-    <w:p>
-      <w:pPr>
-        <w:pStyle w:val="a3"/>
-        <w:numPr>
-          <w:ilvl w:val="0"/>
-          <w:numId w:val="28"/>
-        </w:numPr>
-        <w:ind w:right="876"/>
-        <w:jc w:val="both"/>
-        <w:rPr>
-          <w:color w:val="000000" w:themeColor="text1"/>
-        </w:rPr>
-      </w:pPr>
-      <w:r>
-        <w:rPr>
-          <w:color w:val="000000" w:themeColor="text1"/>
-        </w:rPr>
-        <w:t>service-worker.js, кэширующий основные ресурсы для оффлайн-работы.</w:t>
-      </w:r>
-    </w:p>
-    <w:p>
-      <w:pPr>
-        <w:pStyle w:val="2"/>
-        <w:rPr>
-          <w:rFonts w:cs="Times New Roman"/>
-          <w:b/>
-          <w:bCs/>
-          <w:szCs w:val="28"/>
-        </w:rPr>
-      </w:pPr>
-      <w:bookmarkStart w:id="13" w:name="_Toc219147415"/>
-      <w:r>
-        <w:rPr>
-          <w:rFonts w:cs="Times New Roman"/>
-          <w:b/>
-          <w:bCs/>
-          <w:szCs w:val="28"/>
-        </w:rPr>
-        <w:t>3.5. Тестирование и результаты</w:t>
-      </w:r>
-      <w:bookmarkEnd w:id="13"/>
-    </w:p>
-    <w:p>
-      <w:pPr>
-        <w:pStyle w:val="a3"/>
-        <w:ind w:left="166" w:right="876"/>
-        <w:jc w:val="both"/>
-        <w:rPr>
-          <w:color w:val="000000" w:themeColor="text1"/>
-        </w:rPr>
-      </w:pPr>
-      <w:r>
-        <w:rPr>
-          <w:color w:val="000000" w:themeColor="text1"/>
-        </w:rPr>
-        <w:t>Приложение протестировано в трёх сценариях:</w:t>
-      </w:r>
-    </w:p>
-    <w:p>
-      <w:pPr>
-        <w:pStyle w:val="a3"/>
-        <w:numPr>
-          <w:ilvl w:val="0"/>
-          <w:numId w:val="29"/>
-        </w:numPr>
-        <w:ind w:right="876"/>
-        <w:jc w:val="both"/>
-        <w:rPr>
-          <w:color w:val="000000" w:themeColor="text1"/>
-        </w:rPr>
-      </w:pPr>
-      <w:r>
-        <w:rPr>
-          <w:color w:val="000000" w:themeColor="text1"/>
-        </w:rPr>
-        <w:t xml:space="preserve">Два устройства в одной </w:t>
-      </w:r>
-      <w:proofErr w:type="spellStart"/>
-      <w:r>
-        <w:rPr>
-          <w:color w:val="000000" w:themeColor="text1"/>
-        </w:rPr>
-        <w:t>Wi</w:t>
-      </w:r>
-      <w:proofErr w:type="spellEnd"/>
-      <w:r>
-        <w:rPr>
-          <w:color w:val="000000" w:themeColor="text1"/>
-        </w:rPr>
-        <w:t>-Fi сети — обмен напрямую.</w:t>
-      </w:r>
-    </w:p>
-    <w:p>
-      <w:pPr>
-        <w:pStyle w:val="a3"/>
-        <w:numPr>
-          <w:ilvl w:val="0"/>
-          <w:numId w:val="29"/>
-        </w:numPr>
-        <w:ind w:right="876"/>
-        <w:jc w:val="both"/>
-        <w:rPr>
-          <w:color w:val="000000" w:themeColor="text1"/>
-        </w:rPr>
-      </w:pPr>
-      <w:r>
-        <w:rPr>
-          <w:color w:val="000000" w:themeColor="text1"/>
-        </w:rPr>
-        <w:t>Три устройства в цепочке (A → B → C) — ретрансляция работает, сообщение доходит.</w:t>
-      </w:r>
-    </w:p>
-    <w:p>
-      <w:pPr>
-        <w:pStyle w:val="a3"/>
-        <w:numPr>
-          <w:ilvl w:val="0"/>
-          <w:numId w:val="29"/>
-        </w:numPr>
-        <w:ind w:right="876"/>
-        <w:jc w:val="both"/>
-        <w:rPr>
-          <w:color w:val="000000" w:themeColor="text1"/>
-        </w:rPr>
-      </w:pPr>
-      <w:r>
-        <w:rPr>
-          <w:color w:val="000000" w:themeColor="text1"/>
-        </w:rPr>
-        <w:t>Отключение получателя — сообщение не доставляется, но не зацикливается (TTL = 0).</w:t>
-      </w:r>
-    </w:p>
-    <w:p>
-      <w:pPr>
-        <w:pStyle w:val="a3"/>
-        <w:ind w:left="166" w:right="876"/>
-        <w:jc w:val="both"/>
-        <w:rPr>
-          <w:color w:val="000000" w:themeColor="text1"/>
-        </w:rPr>
-      </w:pPr>
-      <w:r>
-        <w:rPr>
-          <w:color w:val="000000" w:themeColor="text1"/>
-        </w:rPr>
-        <w:t xml:space="preserve">Во всех случаях шифрование и подпись подтверждали целостность и конфиденциальность. Приложение успешно устанавливается как PWA на </w:t>
-      </w:r>
-      <w:proofErr w:type="spellStart"/>
-      <w:r>
-        <w:rPr>
-          <w:color w:val="000000" w:themeColor="text1"/>
-        </w:rPr>
-        <w:t>Android</w:t>
-      </w:r>
-      <w:proofErr w:type="spellEnd"/>
-      <w:r>
-        <w:rPr>
-          <w:color w:val="000000" w:themeColor="text1"/>
-        </w:rPr>
-        <w:t xml:space="preserve"> и </w:t>
-      </w:r>
-      <w:proofErr w:type="spellStart"/>
-      <w:r>
-        <w:rPr>
-          <w:color w:val="000000" w:themeColor="text1"/>
-        </w:rPr>
-        <w:t>iOS</w:t>
-      </w:r>
-      <w:proofErr w:type="spellEnd"/>
-      <w:r>
-        <w:rPr>
-          <w:color w:val="000000" w:themeColor="text1"/>
-        </w:rPr>
-        <w:t>.</w:t>
-      </w:r>
-    </w:p>
-    <w:p>
-      <w:pPr>
-        <w:pStyle w:val="a3"/>
-        <w:ind w:left="166" w:right="876"/>
-        <w:jc w:val="both"/>
-        <w:rPr>
-          <w:color w:val="000000" w:themeColor="text1"/>
-        </w:rPr>
-      </w:pPr>
-    </w:p>
-    <w:p>
-      <w:pPr>
-        <w:pStyle w:val="a3"/>
-        <w:ind w:left="166" w:right="876"/>
-        <w:jc w:val="both"/>
-        <w:rPr>
-          <w:color w:val="000000" w:themeColor="text1"/>
-        </w:rPr>
-      </w:pPr>
-    </w:p>
-    <w:p>
-      <w:pPr>
-        <w:pStyle w:val="a3"/>
-        <w:ind w:left="166" w:right="876"/>
-        <w:jc w:val="both"/>
-        <w:rPr>
-          <w:color w:val="000000" w:themeColor="text1"/>
-        </w:rPr>
-      </w:pPr>
+        <w:t>Литература</w:t>
+      </w:r>
     </w:p>
     <w:p>
       <w:pPr>
@@ -6694,6 +6499,12 @@
           <w:color w:val="000000" w:themeColor="text1"/>
         </w:rPr>
       </w:pPr>
+      <w:r>
+        <w:rPr>
+          <w:color w:val="000000" w:themeColor="text1"/>
+        </w:rPr>
+        <w:br w:type="page"/>
+      </w:r>
     </w:p>
     <w:p>
       <w:pPr>
@@ -6708,58 +6519,7 @@
         <w:rPr>
           <w:color w:val="000000" w:themeColor="text1"/>
         </w:rPr>
-        <w:t>Заключение</w:t>
-      </w:r>
-    </w:p>
-    <w:p>
-      <w:pPr>
-        <w:pStyle w:val="a3"/>
-        <w:ind w:left="166" w:right="876"/>
-        <w:jc w:val="center"/>
-        <w:rPr>
-          <w:color w:val="000000" w:themeColor="text1"/>
-        </w:rPr>
-      </w:pPr>
-    </w:p>
-    <w:p>
-      <w:pPr>
-        <w:pStyle w:val="a3"/>
-        <w:ind w:left="166" w:right="876"/>
-        <w:jc w:val="center"/>
-        <w:rPr>
-          <w:color w:val="000000" w:themeColor="text1"/>
-        </w:rPr>
-      </w:pPr>
-      <w:r>
-        <w:rPr>
-          <w:color w:val="000000" w:themeColor="text1"/>
-        </w:rPr>
-        <w:t>Литература</w:t>
-      </w:r>
-    </w:p>
-    <w:p>
-      <w:pPr>
-        <w:pStyle w:val="a3"/>
-        <w:ind w:left="166" w:right="876"/>
-        <w:jc w:val="center"/>
-        <w:rPr>
-          <w:color w:val="000000" w:themeColor="text1"/>
-        </w:rPr>
-      </w:pPr>
-    </w:p>
-    <w:p>
-      <w:pPr>
-        <w:pStyle w:val="a3"/>
-        <w:ind w:left="166" w:right="876"/>
-        <w:jc w:val="center"/>
-        <w:rPr>
-          <w:color w:val="000000" w:themeColor="text1"/>
-        </w:rPr>
-      </w:pPr>
-      <w:r>
-        <w:rPr>
-          <w:color w:val="000000" w:themeColor="text1"/>
-        </w:rPr>
+        <w:lastRenderedPageBreak/>
         <w:t>Приложения</w:t>
       </w:r>
     </w:p>
@@ -7215,6 +6975,119 @@
     </w:lvl>
   </w:abstractNum>
   <w:abstractNum w:abstractNumId="3" w15:restartNumberingAfterBreak="0">
+    <w:nsid w:val="0A9A6677"/>
+    <w:multiLevelType w:val="multilevel"/>
+    <w:tmpl w:val="6F684BB0"/>
+    <w:lvl w:ilvl="0">
+      <w:start w:val="1"/>
+      <w:numFmt w:val="decimal"/>
+      <w:lvlText w:val="%1."/>
+      <w:lvlJc w:val="left"/>
+      <w:pPr>
+        <w:tabs>
+          <w:tab w:val="num" w:pos="720"/>
+        </w:tabs>
+        <w:ind w:left="720" w:hanging="360"/>
+      </w:pPr>
+    </w:lvl>
+    <w:lvl w:ilvl="1" w:tentative="1">
+      <w:start w:val="1"/>
+      <w:numFmt w:val="decimal"/>
+      <w:lvlText w:val="%2."/>
+      <w:lvlJc w:val="left"/>
+      <w:pPr>
+        <w:tabs>
+          <w:tab w:val="num" w:pos="1440"/>
+        </w:tabs>
+        <w:ind w:left="1440" w:hanging="360"/>
+      </w:pPr>
+    </w:lvl>
+    <w:lvl w:ilvl="2" w:tentative="1">
+      <w:start w:val="1"/>
+      <w:numFmt w:val="decimal"/>
+      <w:lvlText w:val="%3."/>
+      <w:lvlJc w:val="left"/>
+      <w:pPr>
+        <w:tabs>
+          <w:tab w:val="num" w:pos="2160"/>
+        </w:tabs>
+        <w:ind w:left="2160" w:hanging="360"/>
+      </w:pPr>
+    </w:lvl>
+    <w:lvl w:ilvl="3" w:tentative="1">
+      <w:start w:val="1"/>
+      <w:numFmt w:val="decimal"/>
+      <w:lvlText w:val="%4."/>
+      <w:lvlJc w:val="left"/>
+      <w:pPr>
+        <w:tabs>
+          <w:tab w:val="num" w:pos="2880"/>
+        </w:tabs>
+        <w:ind w:left="2880" w:hanging="360"/>
+      </w:pPr>
+    </w:lvl>
+    <w:lvl w:ilvl="4" w:tentative="1">
+      <w:start w:val="1"/>
+      <w:numFmt w:val="decimal"/>
+      <w:lvlText w:val="%5."/>
+      <w:lvlJc w:val="left"/>
+      <w:pPr>
+        <w:tabs>
+          <w:tab w:val="num" w:pos="3600"/>
+        </w:tabs>
+        <w:ind w:left="3600" w:hanging="360"/>
+      </w:pPr>
+    </w:lvl>
+    <w:lvl w:ilvl="5" w:tentative="1">
+      <w:start w:val="1"/>
+      <w:numFmt w:val="decimal"/>
+      <w:lvlText w:val="%6."/>
+      <w:lvlJc w:val="left"/>
+      <w:pPr>
+        <w:tabs>
+          <w:tab w:val="num" w:pos="4320"/>
+        </w:tabs>
+        <w:ind w:left="4320" w:hanging="360"/>
+      </w:pPr>
+    </w:lvl>
+    <w:lvl w:ilvl="6" w:tentative="1">
+      <w:start w:val="1"/>
+      <w:numFmt w:val="decimal"/>
+      <w:lvlText w:val="%7."/>
+      <w:lvlJc w:val="left"/>
+      <w:pPr>
+        <w:tabs>
+          <w:tab w:val="num" w:pos="5040"/>
+        </w:tabs>
+        <w:ind w:left="5040" w:hanging="360"/>
+      </w:pPr>
+    </w:lvl>
+    <w:lvl w:ilvl="7" w:tentative="1">
+      <w:start w:val="1"/>
+      <w:numFmt w:val="decimal"/>
+      <w:lvlText w:val="%8."/>
+      <w:lvlJc w:val="left"/>
+      <w:pPr>
+        <w:tabs>
+          <w:tab w:val="num" w:pos="5760"/>
+        </w:tabs>
+        <w:ind w:left="5760" w:hanging="360"/>
+      </w:pPr>
+    </w:lvl>
+    <w:lvl w:ilvl="8" w:tentative="1">
+      <w:start w:val="1"/>
+      <w:numFmt w:val="decimal"/>
+      <w:lvlText w:val="%9."/>
+      <w:lvlJc w:val="left"/>
+      <w:pPr>
+        <w:tabs>
+          <w:tab w:val="num" w:pos="6480"/>
+        </w:tabs>
+        <w:ind w:left="6480" w:hanging="360"/>
+      </w:pPr>
+    </w:lvl>
+  </w:abstractNum>
+  <w:abstractNum w:abstractNumId="4" w15:restartNumberingAfterBreak="0">
     <w:nsid w:val="15D719BD"/>
     <w:multiLevelType w:val="hybridMultilevel"/>
     <w:tmpl w:val="5394EEE0"/>
@@ -7336,7 +7209,7 @@
       </w:rPr>
     </w:lvl>
   </w:abstractNum>
-  <w:abstractNum w:abstractNumId="4" w15:restartNumberingAfterBreak="0">
+  <w:abstractNum w:abstractNumId="5" w15:restartNumberingAfterBreak="0">
     <w:nsid w:val="1D2F462A"/>
     <w:multiLevelType w:val="multilevel"/>
     <w:tmpl w:val="FF4CAA6A"/>
@@ -7485,7 +7358,7 @@
       </w:rPr>
     </w:lvl>
   </w:abstractNum>
-  <w:abstractNum w:abstractNumId="5" w15:restartNumberingAfterBreak="0">
+  <w:abstractNum w:abstractNumId="6" w15:restartNumberingAfterBreak="0">
     <w:nsid w:val="2DF71C67"/>
     <w:multiLevelType w:val="multilevel"/>
     <w:tmpl w:val="BC1AA126"/>
@@ -7598,7 +7471,7 @@
       </w:pPr>
     </w:lvl>
   </w:abstractNum>
-  <w:abstractNum w:abstractNumId="6" w15:restartNumberingAfterBreak="0">
+  <w:abstractNum w:abstractNumId="7" w15:restartNumberingAfterBreak="0">
     <w:nsid w:val="30B70F4C"/>
     <w:multiLevelType w:val="multilevel"/>
     <w:tmpl w:val="F0EC2B80"/>
@@ -7730,7 +7603,7 @@
       </w:rPr>
     </w:lvl>
   </w:abstractNum>
-  <w:abstractNum w:abstractNumId="7" w15:restartNumberingAfterBreak="0">
+  <w:abstractNum w:abstractNumId="8" w15:restartNumberingAfterBreak="0">
     <w:nsid w:val="32A52FE0"/>
     <w:multiLevelType w:val="multilevel"/>
     <w:tmpl w:val="CE18E602"/>
@@ -7879,7 +7752,7 @@
       </w:rPr>
     </w:lvl>
   </w:abstractNum>
-  <w:abstractNum w:abstractNumId="8" w15:restartNumberingAfterBreak="0">
+  <w:abstractNum w:abstractNumId="9" w15:restartNumberingAfterBreak="0">
     <w:nsid w:val="33544850"/>
     <w:multiLevelType w:val="multilevel"/>
     <w:tmpl w:val="DFECF1F4"/>
@@ -8002,7 +7875,156 @@
       </w:rPr>
     </w:lvl>
   </w:abstractNum>
-  <w:abstractNum w:abstractNumId="9" w15:restartNumberingAfterBreak="0">
+  <w:abstractNum w:abstractNumId="10" w15:restartNumberingAfterBreak="0">
+    <w:nsid w:val="356237D5"/>
+    <w:multiLevelType w:val="multilevel"/>
+    <w:tmpl w:val="262CDA54"/>
+    <w:lvl w:ilvl="0">
+      <w:start w:val="1"/>
+      <w:numFmt w:val="bullet"/>
+      <w:lvlText w:val=""/>
+      <w:lvlJc w:val="left"/>
+      <w:pPr>
+        <w:tabs>
+          <w:tab w:val="num" w:pos="720"/>
+        </w:tabs>
+        <w:ind w:left="720" w:hanging="360"/>
+      </w:pPr>
+      <w:rPr>
+        <w:rFonts w:ascii="Symbol" w:hAnsi="Symbol" w:hint="default"/>
+        <w:sz w:val="20"/>
+      </w:rPr>
+    </w:lvl>
+    <w:lvl w:ilvl="1" w:tentative="1">
+      <w:start w:val="1"/>
+      <w:numFmt w:val="bullet"/>
+      <w:lvlText w:val="o"/>
+      <w:lvlJc w:val="left"/>
+      <w:pPr>
+        <w:tabs>
+          <w:tab w:val="num" w:pos="1440"/>
+        </w:tabs>
+        <w:ind w:left="1440" w:hanging="360"/>
+      </w:pPr>
+      <w:rPr>
+        <w:rFonts w:ascii="Courier New" w:hAnsi="Courier New" w:hint="default"/>
+        <w:sz w:val="20"/>
+      </w:rPr>
+    </w:lvl>
+    <w:lvl w:ilvl="2" w:tentative="1">
+      <w:start w:val="1"/>
+      <w:numFmt w:val="bullet"/>
+      <w:lvlText w:val=""/>
+      <w:lvlJc w:val="left"/>
+      <w:pPr>
+        <w:tabs>
+          <w:tab w:val="num" w:pos="2160"/>
+        </w:tabs>
+        <w:ind w:left="2160" w:hanging="360"/>
+      </w:pPr>
+      <w:rPr>
+        <w:rFonts w:ascii="Wingdings" w:hAnsi="Wingdings" w:hint="default"/>
+        <w:sz w:val="20"/>
+      </w:rPr>
+    </w:lvl>
+    <w:lvl w:ilvl="3" w:tentative="1">
+      <w:start w:val="1"/>
+      <w:numFmt w:val="bullet"/>
+      <w:lvlText w:val=""/>
+      <w:lvlJc w:val="left"/>
+      <w:pPr>
+        <w:tabs>
+          <w:tab w:val="num" w:pos="2880"/>
+        </w:tabs>
+        <w:ind w:left="2880" w:hanging="360"/>
+      </w:pPr>
+      <w:rPr>
+        <w:rFonts w:ascii="Wingdings" w:hAnsi="Wingdings" w:hint="default"/>
+        <w:sz w:val="20"/>
+      </w:rPr>
+    </w:lvl>
+    <w:lvl w:ilvl="4" w:tentative="1">
+      <w:start w:val="1"/>
+      <w:numFmt w:val="bullet"/>
+      <w:lvlText w:val=""/>
+      <w:lvlJc w:val="left"/>
+      <w:pPr>
+        <w:tabs>
+          <w:tab w:val="num" w:pos="3600"/>
+        </w:tabs>
+        <w:ind w:left="3600" w:hanging="360"/>
+      </w:pPr>
+      <w:rPr>
+        <w:rFonts w:ascii="Wingdings" w:hAnsi="Wingdings" w:hint="default"/>
+        <w:sz w:val="20"/>
+      </w:rPr>
+    </w:lvl>
+    <w:lvl w:ilvl="5" w:tentative="1">
+      <w:start w:val="1"/>
+      <w:numFmt w:val="bullet"/>
+      <w:lvlText w:val=""/>
+      <w:lvlJc w:val="left"/>
+      <w:pPr>
+        <w:tabs>
+          <w:tab w:val="num" w:pos="4320"/>
+        </w:tabs>
+        <w:ind w:left="4320" w:hanging="360"/>
+      </w:pPr>
+      <w:rPr>
+        <w:rFonts w:ascii="Wingdings" w:hAnsi="Wingdings" w:hint="default"/>
+        <w:sz w:val="20"/>
+      </w:rPr>
+    </w:lvl>
+    <w:lvl w:ilvl="6" w:tentative="1">
+      <w:start w:val="1"/>
+      <w:numFmt w:val="bullet"/>
+      <w:lvlText w:val=""/>
+      <w:lvlJc w:val="left"/>
+      <w:pPr>
+        <w:tabs>
+          <w:tab w:val="num" w:pos="5040"/>
+        </w:tabs>
+        <w:ind w:left="5040" w:hanging="360"/>
+      </w:pPr>
+      <w:rPr>
+        <w:rFonts w:ascii="Wingdings" w:hAnsi="Wingdings" w:hint="default"/>
+        <w:sz w:val="20"/>
+      </w:rPr>
+    </w:lvl>
+    <w:lvl w:ilvl="7" w:tentative="1">
+      <w:start w:val="1"/>
+      <w:numFmt w:val="bullet"/>
+      <w:lvlText w:val=""/>
+      <w:lvlJc w:val="left"/>
+      <w:pPr>
+        <w:tabs>
+          <w:tab w:val="num" w:pos="5760"/>
+        </w:tabs>
+        <w:ind w:left="5760" w:hanging="360"/>
+      </w:pPr>
+      <w:rPr>
+        <w:rFonts w:ascii="Wingdings" w:hAnsi="Wingdings" w:hint="default"/>
+        <w:sz w:val="20"/>
+      </w:rPr>
+    </w:lvl>
+    <w:lvl w:ilvl="8" w:tentative="1">
+      <w:start w:val="1"/>
+      <w:numFmt w:val="bullet"/>
+      <w:lvlText w:val=""/>
+      <w:lvlJc w:val="left"/>
+      <w:pPr>
+        <w:tabs>
+          <w:tab w:val="num" w:pos="6480"/>
+        </w:tabs>
+        <w:ind w:left="6480" w:hanging="360"/>
+      </w:pPr>
+      <w:rPr>
+        <w:rFonts w:ascii="Wingdings" w:hAnsi="Wingdings" w:hint="default"/>
+        <w:sz w:val="20"/>
+      </w:rPr>
+    </w:lvl>
+  </w:abstractNum>
+  <w:abstractNum w:abstractNumId="11" w15:restartNumberingAfterBreak="0">
     <w:nsid w:val="37672AA3"/>
     <w:multiLevelType w:val="multilevel"/>
     <w:tmpl w:val="E9144CB4"/>
@@ -8115,7 +8137,7 @@
       </w:pPr>
     </w:lvl>
   </w:abstractNum>
-  <w:abstractNum w:abstractNumId="10" w15:restartNumberingAfterBreak="0">
+  <w:abstractNum w:abstractNumId="12" w15:restartNumberingAfterBreak="0">
     <w:nsid w:val="3BD22B86"/>
     <w:multiLevelType w:val="multilevel"/>
     <w:tmpl w:val="CA70BB7E"/>
@@ -8247,7 +8269,7 @@
       </w:rPr>
     </w:lvl>
   </w:abstractNum>
-  <w:abstractNum w:abstractNumId="11" w15:restartNumberingAfterBreak="0">
+  <w:abstractNum w:abstractNumId="13" w15:restartNumberingAfterBreak="0">
     <w:nsid w:val="3C0D0319"/>
     <w:multiLevelType w:val="hybridMultilevel"/>
     <w:tmpl w:val="21CE4232"/>
@@ -8369,7 +8391,7 @@
       </w:rPr>
     </w:lvl>
   </w:abstractNum>
-  <w:abstractNum w:abstractNumId="12" w15:restartNumberingAfterBreak="0">
+  <w:abstractNum w:abstractNumId="14" w15:restartNumberingAfterBreak="0">
     <w:nsid w:val="3FCF34AE"/>
     <w:multiLevelType w:val="multilevel"/>
     <w:tmpl w:val="7D662ACE"/>
@@ -8518,7 +8540,7 @@
       </w:rPr>
     </w:lvl>
   </w:abstractNum>
-  <w:abstractNum w:abstractNumId="13" w15:restartNumberingAfterBreak="0">
+  <w:abstractNum w:abstractNumId="15" w15:restartNumberingAfterBreak="0">
     <w:nsid w:val="40A23CF3"/>
     <w:multiLevelType w:val="multilevel"/>
     <w:tmpl w:val="0DE2E2FE"/>
@@ -8667,7 +8689,7 @@
       </w:rPr>
     </w:lvl>
   </w:abstractNum>
-  <w:abstractNum w:abstractNumId="14" w15:restartNumberingAfterBreak="0">
+  <w:abstractNum w:abstractNumId="16" w15:restartNumberingAfterBreak="0">
     <w:nsid w:val="40DF5B28"/>
     <w:multiLevelType w:val="multilevel"/>
     <w:tmpl w:val="A2C86124"/>
@@ -8807,7 +8829,7 @@
       </w:rPr>
     </w:lvl>
   </w:abstractNum>
-  <w:abstractNum w:abstractNumId="15" w15:restartNumberingAfterBreak="0">
+  <w:abstractNum w:abstractNumId="17" w15:restartNumberingAfterBreak="0">
     <w:nsid w:val="40F129AC"/>
     <w:multiLevelType w:val="hybridMultilevel"/>
     <w:tmpl w:val="CEB47370"/>
@@ -8937,7 +8959,7 @@
       </w:rPr>
     </w:lvl>
   </w:abstractNum>
-  <w:abstractNum w:abstractNumId="16" w15:restartNumberingAfterBreak="0">
+  <w:abstractNum w:abstractNumId="18" w15:restartNumberingAfterBreak="0">
     <w:nsid w:val="43A421CC"/>
     <w:multiLevelType w:val="multilevel"/>
     <w:tmpl w:val="756883D4"/>
@@ -9086,7 +9108,7 @@
       </w:rPr>
     </w:lvl>
   </w:abstractNum>
-  <w:abstractNum w:abstractNumId="17" w15:restartNumberingAfterBreak="0">
+  <w:abstractNum w:abstractNumId="19" w15:restartNumberingAfterBreak="0">
     <w:nsid w:val="488A1822"/>
     <w:multiLevelType w:val="multilevel"/>
     <w:tmpl w:val="EE525A5A"/>
@@ -9235,7 +9257,7 @@
       </w:rPr>
     </w:lvl>
   </w:abstractNum>
-  <w:abstractNum w:abstractNumId="18" w15:restartNumberingAfterBreak="0">
+  <w:abstractNum w:abstractNumId="20" w15:restartNumberingAfterBreak="0">
     <w:nsid w:val="4D532DE2"/>
     <w:multiLevelType w:val="multilevel"/>
     <w:tmpl w:val="E2A20764"/>
@@ -9384,7 +9406,7 @@
       </w:rPr>
     </w:lvl>
   </w:abstractNum>
-  <w:abstractNum w:abstractNumId="19" w15:restartNumberingAfterBreak="0">
+  <w:abstractNum w:abstractNumId="21" w15:restartNumberingAfterBreak="0">
     <w:nsid w:val="526C414D"/>
     <w:multiLevelType w:val="multilevel"/>
     <w:tmpl w:val="D362F2F6"/>
@@ -9533,7 +9555,120 @@
       </w:rPr>
     </w:lvl>
   </w:abstractNum>
-  <w:abstractNum w:abstractNumId="20" w15:restartNumberingAfterBreak="0">
+  <w:abstractNum w:abstractNumId="22" w15:restartNumberingAfterBreak="0">
+    <w:nsid w:val="5B3372DC"/>
+    <w:multiLevelType w:val="multilevel"/>
+    <w:tmpl w:val="4D3425C0"/>
+    <w:lvl w:ilvl="0">
+      <w:start w:val="1"/>
+      <w:numFmt w:val="decimal"/>
+      <w:lvlText w:val="%1."/>
+      <w:lvlJc w:val="left"/>
+      <w:pPr>
+        <w:tabs>
+          <w:tab w:val="num" w:pos="720"/>
+        </w:tabs>
+        <w:ind w:left="720" w:hanging="360"/>
+      </w:pPr>
+    </w:lvl>
+    <w:lvl w:ilvl="1" w:tentative="1">
+      <w:start w:val="1"/>
+      <w:numFmt w:val="decimal"/>
+      <w:lvlText w:val="%2."/>
+      <w:lvlJc w:val="left"/>
+      <w:pPr>
+        <w:tabs>
+          <w:tab w:val="num" w:pos="1440"/>
+        </w:tabs>
+        <w:ind w:left="1440" w:hanging="360"/>
+      </w:pPr>
+    </w:lvl>
+    <w:lvl w:ilvl="2" w:tentative="1">
+      <w:start w:val="1"/>
+      <w:numFmt w:val="decimal"/>
+      <w:lvlText w:val="%3."/>
+      <w:lvlJc w:val="left"/>
+      <w:pPr>
+        <w:tabs>
+          <w:tab w:val="num" w:pos="2160"/>
+        </w:tabs>
+        <w:ind w:left="2160" w:hanging="360"/>
+      </w:pPr>
+    </w:lvl>
+    <w:lvl w:ilvl="3" w:tentative="1">
+      <w:start w:val="1"/>
+      <w:numFmt w:val="decimal"/>
+      <w:lvlText w:val="%4."/>
+      <w:lvlJc w:val="left"/>
+      <w:pPr>
+        <w:tabs>
+          <w:tab w:val="num" w:pos="2880"/>
+        </w:tabs>
+        <w:ind w:left="2880" w:hanging="360"/>
+      </w:pPr>
+    </w:lvl>
+    <w:lvl w:ilvl="4" w:tentative="1">
+      <w:start w:val="1"/>
+      <w:numFmt w:val="decimal"/>
+      <w:lvlText w:val="%5."/>
+      <w:lvlJc w:val="left"/>
+      <w:pPr>
+        <w:tabs>
+          <w:tab w:val="num" w:pos="3600"/>
+        </w:tabs>
+        <w:ind w:left="3600" w:hanging="360"/>
+      </w:pPr>
+    </w:lvl>
+    <w:lvl w:ilvl="5" w:tentative="1">
+      <w:start w:val="1"/>
+      <w:numFmt w:val="decimal"/>
+      <w:lvlText w:val="%6."/>
+      <w:lvlJc w:val="left"/>
+      <w:pPr>
+        <w:tabs>
+          <w:tab w:val="num" w:pos="4320"/>
+        </w:tabs>
+        <w:ind w:left="4320" w:hanging="360"/>
+      </w:pPr>
+    </w:lvl>
+    <w:lvl w:ilvl="6" w:tentative="1">
+      <w:start w:val="1"/>
+      <w:numFmt w:val="decimal"/>
+      <w:lvlText w:val="%7."/>
+      <w:lvlJc w:val="left"/>
+      <w:pPr>
+        <w:tabs>
+          <w:tab w:val="num" w:pos="5040"/>
+        </w:tabs>
+        <w:ind w:left="5040" w:hanging="360"/>
+      </w:pPr>
+    </w:lvl>
+    <w:lvl w:ilvl="7" w:tentative="1">
+      <w:start w:val="1"/>
+      <w:numFmt w:val="decimal"/>
+      <w:lvlText w:val="%8."/>
+      <w:lvlJc w:val="left"/>
+      <w:pPr>
+        <w:tabs>
+          <w:tab w:val="num" w:pos="5760"/>
+        </w:tabs>
+        <w:ind w:left="5760" w:hanging="360"/>
+      </w:pPr>
+    </w:lvl>
+    <w:lvl w:ilvl="8" w:tentative="1">
+      <w:start w:val="1"/>
+      <w:numFmt w:val="decimal"/>
+      <w:lvlText w:val="%9."/>
+      <w:lvlJc w:val="left"/>
+      <w:pPr>
+        <w:tabs>
+          <w:tab w:val="num" w:pos="6480"/>
+        </w:tabs>
+        <w:ind w:left="6480" w:hanging="360"/>
+      </w:pPr>
+    </w:lvl>
+  </w:abstractNum>
+  <w:abstractNum w:abstractNumId="23" w15:restartNumberingAfterBreak="0">
     <w:nsid w:val="64AC5E20"/>
     <w:multiLevelType w:val="multilevel"/>
     <w:tmpl w:val="5F9A03EA"/>
@@ -9646,7 +9781,7 @@
       </w:pPr>
     </w:lvl>
   </w:abstractNum>
-  <w:abstractNum w:abstractNumId="21" w15:restartNumberingAfterBreak="0">
+  <w:abstractNum w:abstractNumId="24" w15:restartNumberingAfterBreak="0">
     <w:nsid w:val="6A0509F4"/>
     <w:multiLevelType w:val="multilevel"/>
     <w:tmpl w:val="3276204E"/>
@@ -9795,7 +9930,7 @@
       </w:rPr>
     </w:lvl>
   </w:abstractNum>
-  <w:abstractNum w:abstractNumId="22" w15:restartNumberingAfterBreak="0">
+  <w:abstractNum w:abstractNumId="25" w15:restartNumberingAfterBreak="0">
     <w:nsid w:val="6A6C0C9F"/>
     <w:multiLevelType w:val="multilevel"/>
     <w:tmpl w:val="D570B8BC"/>
@@ -9918,7 +10053,7 @@
       </w:rPr>
     </w:lvl>
   </w:abstractNum>
-  <w:abstractNum w:abstractNumId="23" w15:restartNumberingAfterBreak="0">
+  <w:abstractNum w:abstractNumId="26" w15:restartNumberingAfterBreak="0">
     <w:nsid w:val="6BD17477"/>
     <w:multiLevelType w:val="multilevel"/>
     <w:tmpl w:val="8EB09576"/>
@@ -10058,7 +10193,7 @@
       </w:rPr>
     </w:lvl>
   </w:abstractNum>
-  <w:abstractNum w:abstractNumId="24" w15:restartNumberingAfterBreak="0">
+  <w:abstractNum w:abstractNumId="27" w15:restartNumberingAfterBreak="0">
     <w:nsid w:val="6EDB1AF4"/>
     <w:multiLevelType w:val="hybridMultilevel"/>
     <w:tmpl w:val="628C0C32"/>
@@ -10180,7 +10315,7 @@
       </w:rPr>
     </w:lvl>
   </w:abstractNum>
-  <w:abstractNum w:abstractNumId="25" w15:restartNumberingAfterBreak="0">
+  <w:abstractNum w:abstractNumId="28" w15:restartNumberingAfterBreak="0">
     <w:nsid w:val="70F12549"/>
     <w:multiLevelType w:val="multilevel"/>
     <w:tmpl w:val="21344116"/>
@@ -10293,7 +10428,7 @@
       </w:pPr>
     </w:lvl>
   </w:abstractNum>
-  <w:abstractNum w:abstractNumId="26" w15:restartNumberingAfterBreak="0">
+  <w:abstractNum w:abstractNumId="29" w15:restartNumberingAfterBreak="0">
     <w:nsid w:val="796601BC"/>
     <w:multiLevelType w:val="hybridMultilevel"/>
     <w:tmpl w:val="7758CFFE"/>
@@ -10423,7 +10558,7 @@
       </w:rPr>
     </w:lvl>
   </w:abstractNum>
-  <w:abstractNum w:abstractNumId="27" w15:restartNumberingAfterBreak="0">
+  <w:abstractNum w:abstractNumId="30" w15:restartNumberingAfterBreak="0">
     <w:nsid w:val="7B3444B7"/>
     <w:multiLevelType w:val="multilevel"/>
     <w:tmpl w:val="DD32681E"/>
@@ -10572,7 +10707,156 @@
       </w:rPr>
     </w:lvl>
   </w:abstractNum>
-  <w:abstractNum w:abstractNumId="28" w15:restartNumberingAfterBreak="0">
+  <w:abstractNum w:abstractNumId="31" w15:restartNumberingAfterBreak="0">
+    <w:nsid w:val="7DBA1F78"/>
+    <w:multiLevelType w:val="multilevel"/>
+    <w:tmpl w:val="F23ED208"/>
+    <w:lvl w:ilvl="0">
+      <w:start w:val="1"/>
+      <w:numFmt w:val="bullet"/>
+      <w:lvlText w:val=""/>
+      <w:lvlJc w:val="left"/>
+      <w:pPr>
+        <w:tabs>
+          <w:tab w:val="num" w:pos="720"/>
+        </w:tabs>
+        <w:ind w:left="720" w:hanging="360"/>
+      </w:pPr>
+      <w:rPr>
+        <w:rFonts w:ascii="Symbol" w:hAnsi="Symbol" w:hint="default"/>
+        <w:sz w:val="20"/>
+      </w:rPr>
+    </w:lvl>
+    <w:lvl w:ilvl="1" w:tentative="1">
+      <w:start w:val="1"/>
+      <w:numFmt w:val="bullet"/>
+      <w:lvlText w:val="o"/>
+      <w:lvlJc w:val="left"/>
+      <w:pPr>
+        <w:tabs>
+          <w:tab w:val="num" w:pos="1440"/>
+        </w:tabs>
+        <w:ind w:left="1440" w:hanging="360"/>
+      </w:pPr>
+      <w:rPr>
+        <w:rFonts w:ascii="Courier New" w:hAnsi="Courier New" w:hint="default"/>
+        <w:sz w:val="20"/>
+      </w:rPr>
+    </w:lvl>
+    <w:lvl w:ilvl="2" w:tentative="1">
+      <w:start w:val="1"/>
+      <w:numFmt w:val="bullet"/>
+      <w:lvlText w:val=""/>
+      <w:lvlJc w:val="left"/>
+      <w:pPr>
+        <w:tabs>
+          <w:tab w:val="num" w:pos="2160"/>
+        </w:tabs>
+        <w:ind w:left="2160" w:hanging="360"/>
+      </w:pPr>
+      <w:rPr>
+        <w:rFonts w:ascii="Wingdings" w:hAnsi="Wingdings" w:hint="default"/>
+        <w:sz w:val="20"/>
+      </w:rPr>
+    </w:lvl>
+    <w:lvl w:ilvl="3" w:tentative="1">
+      <w:start w:val="1"/>
+      <w:numFmt w:val="bullet"/>
+      <w:lvlText w:val=""/>
+      <w:lvlJc w:val="left"/>
+      <w:pPr>
+        <w:tabs>
+          <w:tab w:val="num" w:pos="2880"/>
+        </w:tabs>
+        <w:ind w:left="2880" w:hanging="360"/>
+      </w:pPr>
+      <w:rPr>
+        <w:rFonts w:ascii="Wingdings" w:hAnsi="Wingdings" w:hint="default"/>
+        <w:sz w:val="20"/>
+      </w:rPr>
+    </w:lvl>
+    <w:lvl w:ilvl="4" w:tentative="1">
+      <w:start w:val="1"/>
+      <w:numFmt w:val="bullet"/>
+      <w:lvlText w:val=""/>
+      <w:lvlJc w:val="left"/>
+      <w:pPr>
+        <w:tabs>
+          <w:tab w:val="num" w:pos="3600"/>
+        </w:tabs>
+        <w:ind w:left="3600" w:hanging="360"/>
+      </w:pPr>
+      <w:rPr>
+        <w:rFonts w:ascii="Wingdings" w:hAnsi="Wingdings" w:hint="default"/>
+        <w:sz w:val="20"/>
+      </w:rPr>
+    </w:lvl>
+    <w:lvl w:ilvl="5" w:tentative="1">
+      <w:start w:val="1"/>
+      <w:numFmt w:val="bullet"/>
+      <w:lvlText w:val=""/>
+      <w:lvlJc w:val="left"/>
+      <w:pPr>
+        <w:tabs>
+          <w:tab w:val="num" w:pos="4320"/>
+        </w:tabs>
+        <w:ind w:left="4320" w:hanging="360"/>
+      </w:pPr>
+      <w:rPr>
+        <w:rFonts w:ascii="Wingdings" w:hAnsi="Wingdings" w:hint="default"/>
+        <w:sz w:val="20"/>
+      </w:rPr>
+    </w:lvl>
+    <w:lvl w:ilvl="6" w:tentative="1">
+      <w:start w:val="1"/>
+      <w:numFmt w:val="bullet"/>
+      <w:lvlText w:val=""/>
+      <w:lvlJc w:val="left"/>
+      <w:pPr>
+        <w:tabs>
+          <w:tab w:val="num" w:pos="5040"/>
+        </w:tabs>
+        <w:ind w:left="5040" w:hanging="360"/>
+      </w:pPr>
+      <w:rPr>
+        <w:rFonts w:ascii="Wingdings" w:hAnsi="Wingdings" w:hint="default"/>
+        <w:sz w:val="20"/>
+      </w:rPr>
+    </w:lvl>
+    <w:lvl w:ilvl="7" w:tentative="1">
+      <w:start w:val="1"/>
+      <w:numFmt w:val="bullet"/>
+      <w:lvlText w:val=""/>
+      <w:lvlJc w:val="left"/>
+      <w:pPr>
+        <w:tabs>
+          <w:tab w:val="num" w:pos="5760"/>
+        </w:tabs>
+        <w:ind w:left="5760" w:hanging="360"/>
+      </w:pPr>
+      <w:rPr>
+        <w:rFonts w:ascii="Wingdings" w:hAnsi="Wingdings" w:hint="default"/>
+        <w:sz w:val="20"/>
+      </w:rPr>
+    </w:lvl>
+    <w:lvl w:ilvl="8" w:tentative="1">
+      <w:start w:val="1"/>
+      <w:numFmt w:val="bullet"/>
+      <w:lvlText w:val=""/>
+      <w:lvlJc w:val="left"/>
+      <w:pPr>
+        <w:tabs>
+          <w:tab w:val="num" w:pos="6480"/>
+        </w:tabs>
+        <w:ind w:left="6480" w:hanging="360"/>
+      </w:pPr>
+      <w:rPr>
+        <w:rFonts w:ascii="Wingdings" w:hAnsi="Wingdings" w:hint="default"/>
+        <w:sz w:val="20"/>
+      </w:rPr>
+    </w:lvl>
+  </w:abstractNum>
+  <w:abstractNum w:abstractNumId="32" w15:restartNumberingAfterBreak="0">
     <w:nsid w:val="7E9033B3"/>
     <w:multiLevelType w:val="multilevel"/>
     <w:tmpl w:val="23222D9C"/>
@@ -10696,91 +10980,103 @@
     </w:lvl>
   </w:abstractNum>
   <w:num w:numId="1" w16cid:durableId="115872434">
-    <w:abstractNumId w:val="24"/>
+    <w:abstractNumId w:val="27"/>
   </w:num>
   <w:num w:numId="2" w16cid:durableId="1952397549">
-    <w:abstractNumId w:val="15"/>
+    <w:abstractNumId w:val="17"/>
   </w:num>
   <w:num w:numId="3" w16cid:durableId="153957624">
-    <w:abstractNumId w:val="26"/>
+    <w:abstractNumId w:val="29"/>
   </w:num>
   <w:num w:numId="4" w16cid:durableId="1952007169">
-    <w:abstractNumId w:val="3"/>
+    <w:abstractNumId w:val="4"/>
   </w:num>
   <w:num w:numId="5" w16cid:durableId="233860244">
-    <w:abstractNumId w:val="11"/>
+    <w:abstractNumId w:val="13"/>
   </w:num>
   <w:num w:numId="6" w16cid:durableId="1249270096">
     <w:abstractNumId w:val="0"/>
   </w:num>
   <w:num w:numId="7" w16cid:durableId="1983804190">
+    <w:abstractNumId w:val="32"/>
+  </w:num>
+  <w:num w:numId="8" w16cid:durableId="1483347226">
+    <w:abstractNumId w:val="26"/>
+  </w:num>
+  <w:num w:numId="9" w16cid:durableId="357508830">
+    <w:abstractNumId w:val="16"/>
+  </w:num>
+  <w:num w:numId="10" w16cid:durableId="1833518679">
+    <w:abstractNumId w:val="12"/>
+  </w:num>
+  <w:num w:numId="11" w16cid:durableId="1269776013">
+    <w:abstractNumId w:val="25"/>
+  </w:num>
+  <w:num w:numId="12" w16cid:durableId="15424376">
+    <w:abstractNumId w:val="9"/>
+  </w:num>
+  <w:num w:numId="13" w16cid:durableId="537082694">
+    <w:abstractNumId w:val="7"/>
+  </w:num>
+  <w:num w:numId="14" w16cid:durableId="1990550422">
+    <w:abstractNumId w:val="15"/>
+  </w:num>
+  <w:num w:numId="15" w16cid:durableId="1187446995">
+    <w:abstractNumId w:val="8"/>
+  </w:num>
+  <w:num w:numId="16" w16cid:durableId="1545631690">
+    <w:abstractNumId w:val="30"/>
+  </w:num>
+  <w:num w:numId="17" w16cid:durableId="1032732229">
     <w:abstractNumId w:val="28"/>
   </w:num>
-  <w:num w:numId="8" w16cid:durableId="1483347226">
-    <w:abstractNumId w:val="23"/>
-  </w:num>
-  <w:num w:numId="9" w16cid:durableId="357508830">
-    <w:abstractNumId w:val="14"/>
-  </w:num>
-  <w:num w:numId="10" w16cid:durableId="1833518679">
-    <w:abstractNumId w:val="10"/>
-  </w:num>
-  <w:num w:numId="11" w16cid:durableId="1269776013">
-    <w:abstractNumId w:val="22"/>
-  </w:num>
-  <w:num w:numId="12" w16cid:durableId="15424376">
-    <w:abstractNumId w:val="8"/>
-  </w:num>
-  <w:num w:numId="13" w16cid:durableId="537082694">
-    <w:abstractNumId w:val="6"/>
-  </w:num>
-  <w:num w:numId="14" w16cid:durableId="1990550422">
-    <w:abstractNumId w:val="13"/>
-  </w:num>
-  <w:num w:numId="15" w16cid:durableId="1187446995">
-    <w:abstractNumId w:val="7"/>
-  </w:num>
-  <w:num w:numId="16" w16cid:durableId="1545631690">
-    <w:abstractNumId w:val="27"/>
-  </w:num>
-  <w:num w:numId="17" w16cid:durableId="1032732229">
-    <w:abstractNumId w:val="25"/>
-  </w:num>
   <w:num w:numId="18" w16cid:durableId="1075281713">
-    <w:abstractNumId w:val="17"/>
+    <w:abstractNumId w:val="19"/>
   </w:num>
   <w:num w:numId="19" w16cid:durableId="1726754480">
     <w:abstractNumId w:val="2"/>
   </w:num>
   <w:num w:numId="20" w16cid:durableId="1526359663">
+    <w:abstractNumId w:val="6"/>
+  </w:num>
+  <w:num w:numId="21" w16cid:durableId="194537701">
     <w:abstractNumId w:val="5"/>
   </w:num>
-  <w:num w:numId="21" w16cid:durableId="194537701">
-    <w:abstractNumId w:val="4"/>
+  <w:num w:numId="22" w16cid:durableId="1670517178">
+    <w:abstractNumId w:val="24"/>
   </w:num>
-  <w:num w:numId="22" w16cid:durableId="1670517178">
+  <w:num w:numId="23" w16cid:durableId="2134126429">
+    <w:abstractNumId w:val="18"/>
+  </w:num>
+  <w:num w:numId="24" w16cid:durableId="2131430077">
+    <w:abstractNumId w:val="20"/>
+  </w:num>
+  <w:num w:numId="25" w16cid:durableId="247807568">
+    <w:abstractNumId w:val="11"/>
+  </w:num>
+  <w:num w:numId="26" w16cid:durableId="1156386234">
     <w:abstractNumId w:val="21"/>
   </w:num>
-  <w:num w:numId="23" w16cid:durableId="2134126429">
-    <w:abstractNumId w:val="16"/>
-  </w:num>
-  <w:num w:numId="24" w16cid:durableId="2131430077">
-    <w:abstractNumId w:val="18"/>
-  </w:num>
-  <w:num w:numId="25" w16cid:durableId="247807568">
-    <w:abstractNumId w:val="9"/>
-  </w:num>
-  <w:num w:numId="26" w16cid:durableId="1156386234">
-    <w:abstractNumId w:val="19"/>
-  </w:num>
   <w:num w:numId="27" w16cid:durableId="1254246564">
-    <w:abstractNumId w:val="12"/>
+    <w:abstractNumId w:val="14"/>
   </w:num>
   <w:num w:numId="28" w16cid:durableId="1450122981">
     <w:abstractNumId w:val="1"/>
   </w:num>
   <w:num w:numId="29" w16cid:durableId="1017074007">
-    <w:abstractNumId w:val="20"/>
+    <w:abstractNumId w:val="23"/>
+  </w:num>
+  <w:num w:numId="30" w16cid:durableId="136923426">
+    <w:abstractNumId w:val="31"/>
+  </w:num>
+  <w:num w:numId="31" w16cid:durableId="849952930">
+    <w:abstractNumId w:val="10"/>
+  </w:num>
+  <w:num w:numId="32" w16cid:durableId="427190821">
+    <w:abstractNumId w:val="3"/>
+  </w:num>
+  <w:num w:numId="33" w16cid:durableId="1361400136">
+    <w:abstractNumId w:val="22"/>
   </w:num>
 </w:numbering>
 </file>
